--- a/src/content/bios/Bodenhausen-GHC 2023.docx
+++ b/src/content/bios/Bodenhausen-GHC 2023.docx
@@ -1,6 +1,6 @@
 
 <file path=word/document.xml><?xml version="1.0" encoding="utf-8"?>
-<w:document xmlns:wpc="http://schemas.microsoft.com/office/word/2010/wordprocessingCanvas" xmlns:cx="http://schemas.microsoft.com/office/drawing/2014/chartex" xmlns:cx1="http://schemas.microsoft.com/office/drawing/2015/9/8/chartex" xmlns:cx2="http://schemas.microsoft.com/office/drawing/2015/10/21/chartex" xmlns:cx3="http://schemas.microsoft.com/office/drawing/2016/5/9/chartex" xmlns:cx4="http://schemas.microsoft.com/office/drawing/2016/5/10/chartex" xmlns:cx5="http://schemas.microsoft.com/office/drawing/2016/5/11/chartex" xmlns:cx6="http://schemas.microsoft.com/office/drawing/2016/5/12/chartex" xmlns:cx7="http://schemas.microsoft.com/office/drawing/2016/5/13/chartex" xmlns:cx8="http://schemas.microsoft.com/office/drawing/2016/5/14/chartex" xmlns:mc="http://schemas.openxmlformats.org/markup-compatibility/2006" xmlns:aink="http://schemas.microsoft.com/office/drawing/2016/ink" xmlns:am3d="http://schemas.microsoft.com/office/drawing/2017/model3d" xmlns:o="urn:schemas-microsoft-com:office:office" xmlns:oel="http://schemas.microsoft.com/office/2019/extlst" xmlns:r="http://schemas.openxmlformats.org/officeDocument/2006/relationships" xmlns:m="http://schemas.openxmlformats.org/officeDocument/2006/math" xmlns:v="urn:schemas-microsoft-com:vml" xmlns:wp14="http://schemas.microsoft.com/office/word/2010/wordprocessingDrawing" xmlns:wp="http://schemas.openxmlformats.org/drawingml/2006/wordprocessingDrawing" xmlns:w10="urn:schemas-microsoft-com:office:word" xmlns:w="http://schemas.openxmlformats.org/wordprocessingml/2006/main" xmlns:w14="http://schemas.microsoft.com/office/word/2010/wordml" xmlns:w15="http://schemas.microsoft.com/office/word/2012/wordml" xmlns:w16cex="http://schemas.microsoft.com/office/word/2018/wordml/cex" xmlns:w16cid="http://schemas.microsoft.com/office/word/2016/wordml/cid" xmlns:w16="http://schemas.microsoft.com/office/word/2018/wordml" xmlns:w16du="http://schemas.microsoft.com/office/word/2023/wordml/word16du" xmlns:w16sdtdh="http://schemas.microsoft.com/office/word/2020/wordml/sdtdatahash" xmlns:w16sdtfl="http://schemas.microsoft.com/office/word/2024/wordml/sdtformatlock" xmlns:w16se="http://schemas.microsoft.com/office/word/2015/wordml/symex" xmlns:wpg="http://schemas.microsoft.com/office/word/2010/wordprocessingGroup" xmlns:wpi="http://schemas.microsoft.com/office/word/2010/wordprocessingInk" xmlns:wne="http://schemas.microsoft.com/office/word/2006/wordml" xmlns:wps="http://schemas.microsoft.com/office/word/2010/wordprocessingShape" mc:Ignorable="w14 w15 w16se w16cid w16 w16cex w16sdtdh w16sdtfl w16du wp14">
+<w:document xmlns:wpc="http://schemas.microsoft.com/office/word/2010/wordprocessingCanvas" xmlns:cx="http://schemas.microsoft.com/office/drawing/2014/chartex" xmlns:cx1="http://schemas.microsoft.com/office/drawing/2015/9/8/chartex" xmlns:cx2="http://schemas.microsoft.com/office/drawing/2015/10/21/chartex" xmlns:cx3="http://schemas.microsoft.com/office/drawing/2016/5/9/chartex" xmlns:cx4="http://schemas.microsoft.com/office/drawing/2016/5/10/chartex" xmlns:cx5="http://schemas.microsoft.com/office/drawing/2016/5/11/chartex" xmlns:cx6="http://schemas.microsoft.com/office/drawing/2016/5/12/chartex" xmlns:cx7="http://schemas.microsoft.com/office/drawing/2016/5/13/chartex" xmlns:cx8="http://schemas.microsoft.com/office/drawing/2016/5/14/chartex" xmlns:mc="http://schemas.openxmlformats.org/markup-compatibility/2006" xmlns:m="http://schemas.openxmlformats.org/officeDocument/2006/math" xmlns:aink="http://schemas.microsoft.com/office/drawing/2016/ink" xmlns:am3d="http://schemas.microsoft.com/office/drawing/2017/model3d" xmlns:oel="http://schemas.microsoft.com/office/2019/extlst" xmlns:r="http://schemas.openxmlformats.org/officeDocument/2006/relationships" xmlns:wp14="http://schemas.microsoft.com/office/word/2010/wordprocessingDrawing" xmlns:wp="http://schemas.openxmlformats.org/drawingml/2006/wordprocessingDrawing" xmlns:wpg="http://schemas.microsoft.com/office/word/2010/wordprocessingGroup" xmlns:wpi="http://schemas.microsoft.com/office/word/2010/wordprocessingInk" xmlns:wps="http://schemas.microsoft.com/office/word/2010/wordprocessingShape" xmlns:o="urn:schemas-microsoft-com:office:office" xmlns:v="urn:schemas-microsoft-com:vml" xmlns:w10="urn:schemas-microsoft-com:office:word" xmlns:w="http://schemas.openxmlformats.org/wordprocessingml/2006/main" xmlns:w14="http://schemas.microsoft.com/office/word/2010/wordml" xmlns:w15="http://schemas.microsoft.com/office/word/2012/wordml" xmlns:w16cei="http://schemas.microsoft.com/office/word/2026/wordml/cei" xmlns:w16cex="http://schemas.microsoft.com/office/word/2018/wordml/cex" xmlns:w16cid="http://schemas.microsoft.com/office/word/2016/wordml/cid" xmlns:w16="http://schemas.microsoft.com/office/word/2018/wordml" xmlns:w16sdtdh="http://schemas.microsoft.com/office/word/2020/wordml/sdtdatahash" xmlns:w16sdtfl="http://schemas.microsoft.com/office/word/2024/wordml/sdtformatlock" xmlns:w16se="http://schemas.microsoft.com/office/word/2015/wordml/symex" xmlns:w16du="http://schemas.microsoft.com/office/word/2023/wordml/word16du" xmlns:wne="http://schemas.microsoft.com/office/word/2006/wordml" mc:Ignorable="w14 w15 w16se w16cid w16 w16cex w16sdtdh w16sdtfl w16du wp14">
   <w:body>
     <w:p>
       <w:pPr>
@@ -121,25 +121,7 @@
           <w:bCs/>
           <w:color w:val="000000" w:themeColor="text1"/>
         </w:rPr>
-        <w:t xml:space="preserve"> </w:t>
-      </w:r>
-      <w:proofErr w:type="spellStart"/>
-      <w:r>
-        <w:rPr>
-          <w:b/>
-          <w:bCs/>
-          <w:color w:val="000000" w:themeColor="text1"/>
-        </w:rPr>
-        <w:t>Bodenhausen</w:t>
-      </w:r>
-      <w:proofErr w:type="spellEnd"/>
-      <w:r>
-        <w:rPr>
-          <w:b/>
-          <w:bCs/>
-          <w:color w:val="000000" w:themeColor="text1"/>
-        </w:rPr>
-        <w:t xml:space="preserve">, </w:t>
+        <w:t xml:space="preserve"> Bodenhausen, </w:t>
       </w:r>
       <w:r>
         <w:rPr>
@@ -291,25 +273,7 @@
           <w:bCs/>
           <w:color w:val="000000" w:themeColor="text1"/>
         </w:rPr>
-        <w:t xml:space="preserve"> </w:t>
-      </w:r>
-      <w:proofErr w:type="spellStart"/>
-      <w:r>
-        <w:rPr>
-          <w:b/>
-          <w:bCs/>
-          <w:color w:val="000000" w:themeColor="text1"/>
-        </w:rPr>
-        <w:t>Dutilh</w:t>
-      </w:r>
-      <w:proofErr w:type="spellEnd"/>
-      <w:r>
-        <w:rPr>
-          <w:b/>
-          <w:bCs/>
-          <w:color w:val="000000" w:themeColor="text1"/>
-        </w:rPr>
-        <w:t xml:space="preserve">. </w:t>
+        <w:t xml:space="preserve"> Dutilh. </w:t>
       </w:r>
       <w:r>
         <w:rPr>
@@ -349,18 +313,8 @@
           <w:bCs/>
           <w:color w:val="000000" w:themeColor="text1"/>
         </w:rPr>
-        <w:t xml:space="preserve">married Dorothea Wilhelmina </w:t>
-      </w:r>
-      <w:proofErr w:type="spellStart"/>
-      <w:r>
-        <w:rPr>
-          <w:b/>
-          <w:bCs/>
-          <w:color w:val="000000" w:themeColor="text1"/>
-        </w:rPr>
-        <w:t>Rueb</w:t>
-      </w:r>
-      <w:proofErr w:type="spellEnd"/>
+        <w:t>married Dorothea Wilhelmina Rueb</w:t>
+      </w:r>
       <w:r>
         <w:rPr>
           <w:b/>
@@ -596,30 +550,28 @@
       </w:r>
     </w:p>
     <w:p>
-      <w:pPr>
-        <w:jc w:val="both"/>
-      </w:pPr>
       <w:r>
         <w:t xml:space="preserve">Source: </w:t>
       </w:r>
       <w:r>
         <w:rPr>
+          <w:rFonts w:cs="Times New Roman"/>
+        </w:rPr>
+        <w:t xml:space="preserve">Bodenhausen, </w:t>
+      </w:r>
+      <w:r>
+        <w:rPr>
+          <w:rFonts w:cs="Times New Roman"/>
           <w:i/>
           <w:iCs/>
         </w:rPr>
         <w:t>Svenska Dagbladet</w:t>
       </w:r>
       <w:r>
-        <w:t xml:space="preserve">, </w:t>
-      </w:r>
-      <w:r>
-        <w:t>26.5.</w:t>
-      </w:r>
-      <w:r>
-        <w:t>1958</w:t>
-      </w:r>
-      <w:r>
-        <w:t xml:space="preserve"> (photographer unknown)</w:t>
+        <w:rPr>
+          <w:rFonts w:cs="Times New Roman"/>
+        </w:rPr>
+        <w:t>, 26 May 1958, WIPO, Flickr, photographer unknown</w:t>
       </w:r>
     </w:p>
     <w:p>
@@ -631,13 +583,8 @@
       <w:pPr>
         <w:jc w:val="both"/>
       </w:pPr>
-      <w:proofErr w:type="spellStart"/>
-      <w:r>
-        <w:t>Bodenhausen</w:t>
-      </w:r>
-      <w:proofErr w:type="spellEnd"/>
-      <w:r>
-        <w:t xml:space="preserve"> </w:t>
+      <w:r>
+        <w:t xml:space="preserve">Bodenhausen </w:t>
       </w:r>
       <w:r>
         <w:t xml:space="preserve">grew up as </w:t>
@@ -661,15 +608,7 @@
         <w:t xml:space="preserve">corps of </w:t>
       </w:r>
       <w:r>
-        <w:t xml:space="preserve">engineers. </w:t>
-      </w:r>
-      <w:proofErr w:type="spellStart"/>
-      <w:r>
-        <w:t>Bodenhausen’s</w:t>
-      </w:r>
-      <w:proofErr w:type="spellEnd"/>
-      <w:r>
-        <w:t xml:space="preserve"> p</w:t>
+        <w:t>engineers. Bodenhausen’s p</w:t>
       </w:r>
       <w:r>
         <w:t>rimary school was first in Breda</w:t>
@@ -814,13 +753,8 @@
       <w:r>
         <w:t xml:space="preserve"> </w:t>
       </w:r>
-      <w:proofErr w:type="spellStart"/>
-      <w:r>
-        <w:t>Bodenhausen</w:t>
-      </w:r>
-      <w:proofErr w:type="spellEnd"/>
-      <w:r>
-        <w:t xml:space="preserve"> </w:t>
+      <w:r>
+        <w:t xml:space="preserve">Bodenhausen </w:t>
       </w:r>
       <w:r>
         <w:t xml:space="preserve">was </w:t>
@@ -855,13 +789,8 @@
       <w:r>
         <w:t xml:space="preserve">based association was a federation of student associations in four cities. When </w:t>
       </w:r>
-      <w:proofErr w:type="spellStart"/>
-      <w:r>
-        <w:t>Bodenhausen</w:t>
-      </w:r>
-      <w:proofErr w:type="spellEnd"/>
-      <w:r>
-        <w:t xml:space="preserve"> </w:t>
+      <w:r>
+        <w:t xml:space="preserve">Bodenhausen </w:t>
       </w:r>
       <w:r>
         <w:t xml:space="preserve">finished his studies, he was replaced </w:t>
@@ -948,11 +877,9 @@
       <w:r>
         <w:t xml:space="preserve">In 1928 </w:t>
       </w:r>
-      <w:proofErr w:type="spellStart"/>
       <w:r>
         <w:t>Bodenhausen</w:t>
       </w:r>
-      <w:proofErr w:type="spellEnd"/>
       <w:r>
         <w:t xml:space="preserve"> became an independent attorney-at-law</w:t>
       </w:r>
@@ -996,16 +923,18 @@
         <w:t xml:space="preserve">In July 1946 </w:t>
       </w:r>
       <w:r>
-        <w:t xml:space="preserve">the University of Utrecht </w:t>
+        <w:t xml:space="preserve">the </w:t>
+      </w:r>
+      <w:r>
+        <w:lastRenderedPageBreak/>
+        <w:t xml:space="preserve">University of Utrecht </w:t>
       </w:r>
       <w:r>
         <w:t xml:space="preserve">appointed </w:t>
       </w:r>
-      <w:proofErr w:type="spellStart"/>
       <w:r>
         <w:t>Bodenhausen</w:t>
       </w:r>
-      <w:proofErr w:type="spellEnd"/>
       <w:r>
         <w:t xml:space="preserve">, who </w:t>
       </w:r>
@@ -1019,7 +948,6 @@
         <w:t xml:space="preserve"> as an </w:t>
       </w:r>
       <w:r>
-        <w:lastRenderedPageBreak/>
         <w:t>extraordinary professor of industrial property law</w:t>
       </w:r>
       <w:r>
@@ -1037,11 +965,9 @@
       <w:r>
         <w:t xml:space="preserve">was changed to intellectual property law in July 1951. </w:t>
       </w:r>
-      <w:proofErr w:type="spellStart"/>
       <w:r>
         <w:t>Bodenhausen</w:t>
       </w:r>
-      <w:proofErr w:type="spellEnd"/>
       <w:r>
         <w:t xml:space="preserve"> </w:t>
       </w:r>
@@ -1118,146 +1044,110 @@
         <w:t xml:space="preserve"> </w:t>
       </w:r>
       <w:r>
-        <w:t xml:space="preserve">This contribution remains one of </w:t>
-      </w:r>
-      <w:proofErr w:type="spellStart"/>
-      <w:r>
-        <w:t>Bodenhausen’s</w:t>
-      </w:r>
-      <w:proofErr w:type="spellEnd"/>
-      <w:r>
-        <w:t xml:space="preserve"> most enduring legacies, with this textbook being continuously updated through current day. </w:t>
-      </w:r>
-      <w:r>
-        <w:t xml:space="preserve">In the second edition </w:t>
-      </w:r>
-      <w:proofErr w:type="spellStart"/>
+        <w:t xml:space="preserve">This contribution remains one of Bodenhausen’s most enduring legacies, with this textbook being continuously updated through current day. </w:t>
+      </w:r>
+      <w:r>
+        <w:t>In the second edition Bodenhausen expanded the section on patent law and</w:t>
+      </w:r>
+      <w:r>
+        <w:t>,</w:t>
+      </w:r>
+      <w:r>
+        <w:t xml:space="preserve"> </w:t>
+      </w:r>
+      <w:r>
+        <w:t xml:space="preserve">for the first time, </w:t>
+      </w:r>
+      <w:r>
+        <w:t xml:space="preserve">devoted attention to </w:t>
+      </w:r>
+      <w:r>
+        <w:t>plant</w:t>
+      </w:r>
+      <w:r>
+        <w:t>ers’ rights.</w:t>
+      </w:r>
+      <w:r>
+        <w:t xml:space="preserve"> </w:t>
+      </w:r>
+      <w:r>
+        <w:t>I</w:t>
+      </w:r>
+      <w:r>
+        <w:t>n the</w:t>
+      </w:r>
+      <w:r>
+        <w:t xml:space="preserve"> third edition </w:t>
+      </w:r>
+      <w:r>
+        <w:t>(1954) he</w:t>
+      </w:r>
+      <w:r>
+        <w:t xml:space="preserve"> mainly</w:t>
+      </w:r>
+      <w:r>
+        <w:t xml:space="preserve"> </w:t>
+      </w:r>
+      <w:r>
+        <w:t>included new case law</w:t>
+      </w:r>
+      <w:r>
+        <w:t>.</w:t>
+      </w:r>
+      <w:r>
+        <w:t xml:space="preserve"> </w:t>
+      </w:r>
+      <w:r>
+        <w:t>T</w:t>
+      </w:r>
+      <w:r>
+        <w:t>he</w:t>
+      </w:r>
+      <w:r>
+        <w:t xml:space="preserve"> fourth </w:t>
+      </w:r>
+      <w:r>
+        <w:t>edition</w:t>
+      </w:r>
+      <w:r>
+        <w:t xml:space="preserve"> </w:t>
+      </w:r>
+      <w:r>
+        <w:t xml:space="preserve">(1966) was </w:t>
+      </w:r>
+      <w:r>
+        <w:t>updated</w:t>
+      </w:r>
+      <w:r>
+        <w:t xml:space="preserve"> </w:t>
+      </w:r>
+      <w:r>
+        <w:t>by Leo Wichers Hoeth</w:t>
+      </w:r>
+      <w:r>
+        <w:t>,</w:t>
+      </w:r>
+      <w:r>
+        <w:t xml:space="preserve"> who took over part of </w:t>
+      </w:r>
+      <w:r>
+        <w:t>Bodenhausen’</w:t>
+      </w:r>
+      <w:r>
+        <w:t xml:space="preserve">s law practice </w:t>
+      </w:r>
+      <w:r>
+        <w:t xml:space="preserve">in the field of intellectual property </w:t>
+      </w:r>
+      <w:r>
+        <w:t xml:space="preserve">law </w:t>
+      </w:r>
+      <w:r>
+        <w:t xml:space="preserve">when </w:t>
+      </w:r>
       <w:r>
         <w:t>Bodenhausen</w:t>
       </w:r>
-      <w:proofErr w:type="spellEnd"/>
-      <w:r>
-        <w:t xml:space="preserve"> expanded the section on patent law and</w:t>
-      </w:r>
-      <w:r>
-        <w:t>,</w:t>
-      </w:r>
-      <w:r>
-        <w:t xml:space="preserve"> </w:t>
-      </w:r>
-      <w:r>
-        <w:t xml:space="preserve">for the first time, </w:t>
-      </w:r>
-      <w:r>
-        <w:t xml:space="preserve">devoted attention to </w:t>
-      </w:r>
-      <w:r>
-        <w:t>plant</w:t>
-      </w:r>
-      <w:r>
-        <w:t>ers’ rights.</w:t>
-      </w:r>
-      <w:r>
-        <w:t xml:space="preserve"> </w:t>
-      </w:r>
-      <w:r>
-        <w:t>I</w:t>
-      </w:r>
-      <w:r>
-        <w:t>n the</w:t>
-      </w:r>
-      <w:r>
-        <w:t xml:space="preserve"> third edition </w:t>
-      </w:r>
-      <w:r>
-        <w:t>(1954) he</w:t>
-      </w:r>
-      <w:r>
-        <w:t xml:space="preserve"> mainly</w:t>
-      </w:r>
-      <w:r>
-        <w:t xml:space="preserve"> </w:t>
-      </w:r>
-      <w:r>
-        <w:t>included new case law</w:t>
-      </w:r>
-      <w:r>
-        <w:t>.</w:t>
-      </w:r>
-      <w:r>
-        <w:t xml:space="preserve"> </w:t>
-      </w:r>
-      <w:r>
-        <w:t>T</w:t>
-      </w:r>
-      <w:r>
-        <w:t>he</w:t>
-      </w:r>
-      <w:r>
-        <w:t xml:space="preserve"> fourth </w:t>
-      </w:r>
-      <w:r>
-        <w:t>edition</w:t>
-      </w:r>
-      <w:r>
-        <w:t xml:space="preserve"> </w:t>
-      </w:r>
-      <w:r>
-        <w:t xml:space="preserve">(1966) was </w:t>
-      </w:r>
-      <w:r>
-        <w:t>updated</w:t>
-      </w:r>
-      <w:r>
-        <w:t xml:space="preserve"> </w:t>
-      </w:r>
-      <w:r>
-        <w:t xml:space="preserve">by Leo </w:t>
-      </w:r>
-      <w:proofErr w:type="spellStart"/>
-      <w:r>
-        <w:t>Wichers</w:t>
-      </w:r>
-      <w:proofErr w:type="spellEnd"/>
-      <w:r>
-        <w:t xml:space="preserve"> </w:t>
-      </w:r>
-      <w:proofErr w:type="spellStart"/>
-      <w:r>
-        <w:t>Hoeth</w:t>
-      </w:r>
-      <w:proofErr w:type="spellEnd"/>
-      <w:r>
-        <w:t>,</w:t>
-      </w:r>
-      <w:r>
-        <w:t xml:space="preserve"> who took over part of </w:t>
-      </w:r>
-      <w:proofErr w:type="spellStart"/>
-      <w:r>
-        <w:t>Bodenhausen’</w:t>
-      </w:r>
-      <w:r>
-        <w:t>s</w:t>
-      </w:r>
-      <w:proofErr w:type="spellEnd"/>
-      <w:r>
-        <w:t xml:space="preserve"> law practice </w:t>
-      </w:r>
-      <w:r>
-        <w:t xml:space="preserve">in the field of intellectual property </w:t>
-      </w:r>
-      <w:r>
-        <w:t xml:space="preserve">law </w:t>
-      </w:r>
-      <w:r>
-        <w:t xml:space="preserve">when </w:t>
-      </w:r>
-      <w:proofErr w:type="spellStart"/>
-      <w:r>
-        <w:t>Bodenhausen</w:t>
-      </w:r>
-      <w:proofErr w:type="spellEnd"/>
       <w:r>
         <w:t xml:space="preserve"> </w:t>
       </w:r>
@@ -1276,13 +1166,8 @@
       <w:r>
         <w:t xml:space="preserve">In The Netherlands </w:t>
       </w:r>
-      <w:proofErr w:type="spellStart"/>
-      <w:r>
-        <w:t>Bodenhausen</w:t>
-      </w:r>
-      <w:proofErr w:type="spellEnd"/>
-      <w:r>
-        <w:t xml:space="preserve"> </w:t>
+      <w:r>
+        <w:t xml:space="preserve">Bodenhausen </w:t>
       </w:r>
       <w:r>
         <w:t xml:space="preserve">promoted the debate about the protection of copyright </w:t>
@@ -1341,11 +1226,9 @@
       <w:r>
         <w:t xml:space="preserve">The Dutch government made </w:t>
       </w:r>
-      <w:proofErr w:type="spellStart"/>
       <w:r>
         <w:t>Bodenhausen</w:t>
       </w:r>
-      <w:proofErr w:type="spellEnd"/>
       <w:r>
         <w:t xml:space="preserve"> a delegate at </w:t>
       </w:r>
@@ -1499,13 +1382,8 @@
       <w:r>
         <w:t xml:space="preserve">protection of performers, producers of phonograms and broadcasting organizations). </w:t>
       </w:r>
-      <w:proofErr w:type="spellStart"/>
-      <w:r>
-        <w:t>Bodenhausen</w:t>
-      </w:r>
-      <w:proofErr w:type="spellEnd"/>
-      <w:r>
-        <w:t xml:space="preserve"> thus became familiar with </w:t>
+      <w:r>
+        <w:t xml:space="preserve">Bodenhausen thus became familiar with </w:t>
       </w:r>
       <w:r>
         <w:t xml:space="preserve">BIRPI (Bureaux </w:t>
@@ -1623,19 +1501,12 @@
       <w:r>
         <w:t xml:space="preserve">Through the conferences </w:t>
       </w:r>
-      <w:proofErr w:type="spellStart"/>
-      <w:r>
-        <w:t>Bodenhausen</w:t>
-      </w:r>
-      <w:proofErr w:type="spellEnd"/>
-      <w:r>
-        <w:t xml:space="preserve"> became acquainted with Jacques </w:t>
-      </w:r>
-      <w:proofErr w:type="spellStart"/>
+      <w:r>
+        <w:t xml:space="preserve">Bodenhausen became acquainted with Jacques </w:t>
+      </w:r>
       <w:r>
         <w:t>Secretan</w:t>
       </w:r>
-      <w:proofErr w:type="spellEnd"/>
       <w:r>
         <w:t xml:space="preserve">, BIRPI Director </w:t>
       </w:r>
@@ -1676,15 +1547,7 @@
         <w:t>.</w:t>
       </w:r>
       <w:r>
-        <w:t xml:space="preserve"> </w:t>
-      </w:r>
-      <w:proofErr w:type="spellStart"/>
-      <w:r>
-        <w:t>Bodenhausen</w:t>
-      </w:r>
-      <w:proofErr w:type="spellEnd"/>
-      <w:r>
-        <w:t xml:space="preserve"> </w:t>
+        <w:t xml:space="preserve"> Bodenhausen </w:t>
       </w:r>
       <w:r>
         <w:t>was to</w:t>
@@ -1950,13 +1813,8 @@
       <w:r>
         <w:t xml:space="preserve"> </w:t>
       </w:r>
-      <w:proofErr w:type="spellStart"/>
-      <w:r>
-        <w:t>Bodenhausen</w:t>
-      </w:r>
-      <w:proofErr w:type="spellEnd"/>
-      <w:r>
-        <w:t xml:space="preserve"> supported </w:t>
+      <w:r>
+        <w:t xml:space="preserve">Bodenhausen supported </w:t>
       </w:r>
       <w:r>
         <w:t>his plan</w:t>
@@ -2147,15 +2005,7 @@
         <w:t>se</w:t>
       </w:r>
       <w:r>
-        <w:t xml:space="preserve"> unions chose </w:t>
-      </w:r>
-      <w:proofErr w:type="spellStart"/>
-      <w:r>
-        <w:t>Bodenhausen</w:t>
-      </w:r>
-      <w:proofErr w:type="spellEnd"/>
-      <w:r>
-        <w:t xml:space="preserve">, well-known as a professor </w:t>
+        <w:t xml:space="preserve"> unions chose Bodenhausen, well-known as a professor </w:t>
       </w:r>
       <w:r>
         <w:t xml:space="preserve">and a delegate </w:t>
@@ -2194,13 +2044,8 @@
       <w:r>
         <w:t xml:space="preserve"> to occupy high positions in international organizations, supported </w:t>
       </w:r>
-      <w:proofErr w:type="spellStart"/>
-      <w:r>
-        <w:t>Bodenhausen’s</w:t>
-      </w:r>
-      <w:proofErr w:type="spellEnd"/>
-      <w:r>
-        <w:t xml:space="preserve"> candidacy. </w:t>
+      <w:r>
+        <w:t xml:space="preserve">Bodenhausen’s candidacy. </w:t>
       </w:r>
     </w:p>
     <w:p>
@@ -2220,13 +2065,8 @@
         <w:t xml:space="preserve">BIRPI </w:t>
       </w:r>
       <w:r>
-        <w:t xml:space="preserve">Director on 15 January 1963. </w:t>
-      </w:r>
-      <w:proofErr w:type="spellStart"/>
-      <w:r>
-        <w:t>Bodenhausen</w:t>
-      </w:r>
-      <w:proofErr w:type="spellEnd"/>
+        <w:t>Director on 15 January 1963. Bodenhausen</w:t>
+      </w:r>
       <w:r>
         <w:t>,</w:t>
       </w:r>
@@ -2273,15 +2113,7 @@
         <w:t>á</w:t>
       </w:r>
       <w:r>
-        <w:t xml:space="preserve">d </w:t>
-      </w:r>
-      <w:proofErr w:type="spellStart"/>
-      <w:r>
-        <w:t>Bogsch</w:t>
-      </w:r>
-      <w:proofErr w:type="spellEnd"/>
-      <w:r>
-        <w:t xml:space="preserve"> as Special Assistant to the Director</w:t>
+        <w:t>d Bogsch as Special Assistant to the Director</w:t>
       </w:r>
       <w:r>
         <w:t xml:space="preserve"> and</w:t>
@@ -2302,13 +2134,8 @@
         <w:t xml:space="preserve">he became </w:t>
       </w:r>
       <w:r>
-        <w:t xml:space="preserve">Deputy Director. </w:t>
-      </w:r>
-      <w:proofErr w:type="spellStart"/>
-      <w:r>
-        <w:t>Bogsch</w:t>
-      </w:r>
-      <w:proofErr w:type="spellEnd"/>
+        <w:t>Deputy Director. Bogsch</w:t>
+      </w:r>
       <w:r>
         <w:t>,</w:t>
       </w:r>
@@ -2412,15 +2239,7 @@
         <w:t>)</w:t>
       </w:r>
       <w:r>
-        <w:t xml:space="preserve"> </w:t>
-      </w:r>
-      <w:proofErr w:type="spellStart"/>
-      <w:r>
-        <w:t>Bodenhausen</w:t>
-      </w:r>
-      <w:proofErr w:type="spellEnd"/>
-      <w:r>
-        <w:t xml:space="preserve"> described the required measures to put forward </w:t>
+        <w:t xml:space="preserve"> Bodenhausen described the required measures to put forward </w:t>
       </w:r>
       <w:proofErr w:type="spellStart"/>
       <w:r>
@@ -2436,13 +2255,8 @@
       <w:r>
         <w:t>: ‘it is this structure which has now to be finished off’ (</w:t>
       </w:r>
-      <w:proofErr w:type="spellStart"/>
-      <w:r>
-        <w:t>Bodenhausen</w:t>
-      </w:r>
-      <w:proofErr w:type="spellEnd"/>
-      <w:r>
-        <w:t xml:space="preserve"> 1963: 87)</w:t>
+      <w:r>
+        <w:t>Bodenhausen 1963: 87)</w:t>
       </w:r>
       <w:r>
         <w:t xml:space="preserve">. In October </w:t>
@@ -2494,13 +2308,8 @@
       <w:r>
         <w:t xml:space="preserve"> those followed by UN specialized agencies in Geneva. </w:t>
       </w:r>
-      <w:proofErr w:type="spellStart"/>
-      <w:r>
-        <w:t>Bodenhausen</w:t>
-      </w:r>
-      <w:proofErr w:type="spellEnd"/>
-      <w:r>
-        <w:t xml:space="preserve">, however, emphasized that the new organization needed more </w:t>
+      <w:r>
+        <w:t xml:space="preserve">Bodenhausen, however, emphasized that the new organization needed more </w:t>
       </w:r>
       <w:r>
         <w:t xml:space="preserve">financial </w:t>
@@ -2533,15 +2342,7 @@
         <w:t xml:space="preserve"> established a Working Agreement between BIRPI and the UN Secretariat, which allowed BIRPI to be represented at meetings of several UN organs, including the General Assembly, ECOSOC, the Trade and Development Board and the Advisory Committee on the Application of Science and Technology to Development. </w:t>
       </w:r>
       <w:r>
-        <w:t xml:space="preserve">As the Swedish government had agreed to host a diplomatic conference in 1967, </w:t>
-      </w:r>
-      <w:proofErr w:type="spellStart"/>
-      <w:r>
-        <w:t>Bodenhausen</w:t>
-      </w:r>
-      <w:proofErr w:type="spellEnd"/>
-      <w:r>
-        <w:t xml:space="preserve"> followed the plan to use the </w:t>
+        <w:t xml:space="preserve">As the Swedish government had agreed to host a diplomatic conference in 1967, Bodenhausen followed the plan to use the </w:t>
       </w:r>
       <w:r>
         <w:t xml:space="preserve">revision of the Berne Union for setting up a new international organization </w:t>
@@ -2728,111 +2529,101 @@
         <w:t>transfer of technology to developing countries to promote economic and social growth.</w:t>
       </w:r>
       <w:r>
-        <w:t xml:space="preserve"> </w:t>
-      </w:r>
-      <w:proofErr w:type="spellStart"/>
+        <w:t xml:space="preserve"> Bodenhausen </w:t>
+      </w:r>
+      <w:r>
+        <w:t>was attentive to</w:t>
+      </w:r>
+      <w:r>
+        <w:t xml:space="preserve"> the </w:t>
+      </w:r>
+      <w:r>
+        <w:t>needs of developing states</w:t>
+      </w:r>
+      <w:r>
+        <w:t xml:space="preserve"> </w:t>
+      </w:r>
+      <w:r>
+        <w:t>and</w:t>
+      </w:r>
+      <w:r>
+        <w:t xml:space="preserve">, together with </w:t>
+      </w:r>
+      <w:r>
+        <w:t>René Maheu,</w:t>
+      </w:r>
+      <w:r>
+        <w:t xml:space="preserve"> Director-General of UNESCO,</w:t>
+      </w:r>
+      <w:r>
+        <w:t xml:space="preserve"> </w:t>
+      </w:r>
+      <w:r>
+        <w:t>conve</w:t>
+      </w:r>
+      <w:r>
+        <w:t>n</w:t>
+      </w:r>
+      <w:r>
+        <w:t>ed</w:t>
+      </w:r>
+      <w:r>
+        <w:t xml:space="preserve"> a course on copyright </w:t>
+      </w:r>
+      <w:r>
+        <w:t xml:space="preserve">law </w:t>
+      </w:r>
+      <w:r>
+        <w:t xml:space="preserve">in </w:t>
+      </w:r>
+      <w:r>
+        <w:t>Brazzaville</w:t>
+      </w:r>
+      <w:r>
+        <w:t>,</w:t>
+      </w:r>
+      <w:r>
+        <w:t xml:space="preserve"> </w:t>
+      </w:r>
+      <w:r>
+        <w:t xml:space="preserve">Republic of </w:t>
+      </w:r>
+      <w:r>
+        <w:t xml:space="preserve">Congo in </w:t>
+      </w:r>
+      <w:r>
+        <w:t xml:space="preserve">August </w:t>
+      </w:r>
+      <w:r>
+        <w:t>1963</w:t>
+      </w:r>
+      <w:r>
+        <w:t xml:space="preserve">, the first </w:t>
+      </w:r>
+      <w:r>
+        <w:t xml:space="preserve">course </w:t>
+      </w:r>
+      <w:r>
+        <w:t xml:space="preserve">for experts </w:t>
+      </w:r>
+      <w:r>
+        <w:t xml:space="preserve">ever held by BIRPI. </w:t>
+      </w:r>
+      <w:r>
+        <w:t>The course created</w:t>
+      </w:r>
+      <w:r>
+        <w:t xml:space="preserve"> a Committee of African Experts </w:t>
+      </w:r>
+      <w:r>
+        <w:t>to study a draft model copyright law.</w:t>
+      </w:r>
+      <w:r>
+        <w:t xml:space="preserve"> </w:t>
+      </w:r>
       <w:r>
         <w:t>Bodenhausen</w:t>
       </w:r>
-      <w:proofErr w:type="spellEnd"/>
-      <w:r>
-        <w:t xml:space="preserve"> </w:t>
-      </w:r>
-      <w:r>
-        <w:t>was attentive to</w:t>
-      </w:r>
-      <w:r>
-        <w:t xml:space="preserve"> the </w:t>
-      </w:r>
-      <w:r>
-        <w:t>needs of developing states</w:t>
-      </w:r>
-      <w:r>
-        <w:t xml:space="preserve"> </w:t>
-      </w:r>
-      <w:r>
-        <w:t>and</w:t>
-      </w:r>
-      <w:r>
-        <w:t xml:space="preserve">, together with </w:t>
-      </w:r>
-      <w:r>
-        <w:t>René Maheu,</w:t>
-      </w:r>
-      <w:r>
-        <w:t xml:space="preserve"> Director-General of UNESCO,</w:t>
-      </w:r>
-      <w:r>
-        <w:t xml:space="preserve"> </w:t>
-      </w:r>
-      <w:r>
-        <w:t>conve</w:t>
-      </w:r>
-      <w:r>
-        <w:t>n</w:t>
-      </w:r>
-      <w:r>
-        <w:t>ed</w:t>
-      </w:r>
-      <w:r>
-        <w:t xml:space="preserve"> a course on copyright </w:t>
-      </w:r>
-      <w:r>
-        <w:t xml:space="preserve">law </w:t>
-      </w:r>
-      <w:r>
-        <w:t xml:space="preserve">in </w:t>
-      </w:r>
-      <w:r>
-        <w:t>Brazzaville</w:t>
-      </w:r>
-      <w:r>
-        <w:t>,</w:t>
-      </w:r>
-      <w:r>
-        <w:t xml:space="preserve"> </w:t>
-      </w:r>
-      <w:r>
-        <w:t xml:space="preserve">Republic of </w:t>
-      </w:r>
-      <w:r>
-        <w:t xml:space="preserve">Congo in </w:t>
-      </w:r>
-      <w:r>
-        <w:t xml:space="preserve">August </w:t>
-      </w:r>
-      <w:r>
-        <w:t>1963</w:t>
-      </w:r>
-      <w:r>
-        <w:t xml:space="preserve">, the first </w:t>
-      </w:r>
-      <w:r>
-        <w:t xml:space="preserve">course </w:t>
-      </w:r>
-      <w:r>
-        <w:t xml:space="preserve">for experts </w:t>
-      </w:r>
-      <w:r>
-        <w:t xml:space="preserve">ever held by BIRPI. </w:t>
-      </w:r>
-      <w:r>
-        <w:t>The course created</w:t>
-      </w:r>
-      <w:r>
-        <w:t xml:space="preserve"> a Committee of African Experts </w:t>
-      </w:r>
-      <w:r>
-        <w:t>to study a draft model copyright law.</w:t>
-      </w:r>
-      <w:r>
-        <w:t xml:space="preserve"> </w:t>
-      </w:r>
-      <w:proofErr w:type="spellStart"/>
-      <w:r>
-        <w:t>Bodenhausen</w:t>
-      </w:r>
-      <w:proofErr w:type="spellEnd"/>
       <w:r>
         <w:t xml:space="preserve"> </w:t>
       </w:r>
@@ -2867,33 +2658,23 @@
         <w:t xml:space="preserve"> states and started regional seminars and training courses.</w:t>
       </w:r>
       <w:r>
-        <w:t xml:space="preserve"> During </w:t>
-      </w:r>
-      <w:proofErr w:type="spellStart"/>
-      <w:r>
-        <w:t>Bo</w:t>
+        <w:t xml:space="preserve"> During Bo</w:t>
       </w:r>
       <w:r>
         <w:t>d</w:t>
       </w:r>
       <w:r>
-        <w:t>enhausen’s</w:t>
-      </w:r>
-      <w:proofErr w:type="spellEnd"/>
-      <w:r>
-        <w:t xml:space="preserve"> tenure</w:t>
+        <w:t>enhausen’s tenure</w:t>
       </w:r>
       <w:r>
         <w:t xml:space="preserve"> 27 developing states joined the Paris Union. </w:t>
       </w:r>
-      <w:proofErr w:type="spellStart"/>
       <w:r>
         <w:t>Bodenh</w:t>
       </w:r>
       <w:r>
         <w:t>ausen</w:t>
       </w:r>
-      <w:proofErr w:type="spellEnd"/>
       <w:r>
         <w:t xml:space="preserve"> also visited Moscow several times officially and </w:t>
       </w:r>
@@ -3103,23 +2884,10 @@
         <w:t xml:space="preserve"> of the Secretariat</w:t>
       </w:r>
       <w:r>
-        <w:t xml:space="preserve">, as common in the UN System. The number of staff during </w:t>
-      </w:r>
-      <w:proofErr w:type="spellStart"/>
-      <w:r>
-        <w:t>Bodenhausen’s</w:t>
-      </w:r>
-      <w:proofErr w:type="spellEnd"/>
-      <w:r>
-        <w:t xml:space="preserve"> tenure of office (1963-1973) grew from 52 to 149. </w:t>
-      </w:r>
-      <w:proofErr w:type="spellStart"/>
-      <w:r>
-        <w:t>Bodenhausen</w:t>
-      </w:r>
-      <w:proofErr w:type="spellEnd"/>
-      <w:r>
-        <w:t xml:space="preserve"> </w:t>
+        <w:t xml:space="preserve">, as common in the UN System. The number of staff during Bodenhausen’s tenure of office (1963-1973) grew from 52 to 149. </w:t>
+      </w:r>
+      <w:r>
+        <w:t xml:space="preserve">Bodenhausen </w:t>
       </w:r>
       <w:r>
         <w:t>established</w:t>
@@ -3140,15 +2908,7 @@
         <w:t xml:space="preserve"> (and functioned until 1974, when a formal agreement with the UN made the WIPO a UN specialized agency)</w:t>
       </w:r>
       <w:r>
-        <w:t xml:space="preserve">. </w:t>
-      </w:r>
-      <w:proofErr w:type="spellStart"/>
-      <w:r>
-        <w:t>Bodenhausen</w:t>
-      </w:r>
-      <w:proofErr w:type="spellEnd"/>
-      <w:r>
-        <w:t xml:space="preserve"> had </w:t>
+        <w:t xml:space="preserve">. Bodenhausen had </w:t>
       </w:r>
       <w:r>
         <w:t xml:space="preserve">similarly </w:t>
@@ -3166,26 +2926,10 @@
         <w:t>On 22 September 1970 t</w:t>
       </w:r>
       <w:r>
-        <w:t xml:space="preserve">he WIPO Coordination Committee unanimously nominated </w:t>
-      </w:r>
-      <w:proofErr w:type="spellStart"/>
-      <w:r>
-        <w:t>Bodenhausen</w:t>
-      </w:r>
-      <w:proofErr w:type="spellEnd"/>
-      <w:r>
-        <w:t xml:space="preserve"> as WIPO’s first Director-General, followed by a unanimous appointment by the </w:t>
-      </w:r>
-      <w:r>
-        <w:t xml:space="preserve">General Assembly. </w:t>
-      </w:r>
-      <w:proofErr w:type="spellStart"/>
-      <w:r>
-        <w:t>Bogsch</w:t>
-      </w:r>
-      <w:proofErr w:type="spellEnd"/>
-      <w:r>
-        <w:t xml:space="preserve"> became Deputy Director-General. </w:t>
+        <w:t xml:space="preserve">he WIPO Coordination Committee unanimously nominated Bodenhausen as WIPO’s first Director-General, followed by a unanimous appointment by the </w:t>
+      </w:r>
+      <w:r>
+        <w:t xml:space="preserve">General Assembly. Bogsch became Deputy Director-General. </w:t>
       </w:r>
     </w:p>
     <w:p>
@@ -3194,15 +2938,7 @@
         <w:jc w:val="both"/>
       </w:pPr>
       <w:r>
-        <w:t xml:space="preserve">Among </w:t>
-      </w:r>
-      <w:proofErr w:type="spellStart"/>
-      <w:r>
-        <w:t>Bodenhausen’s</w:t>
-      </w:r>
-      <w:proofErr w:type="spellEnd"/>
-      <w:r>
-        <w:t xml:space="preserve"> </w:t>
+        <w:t xml:space="preserve">Among Bodenhausen’s </w:t>
       </w:r>
       <w:r>
         <w:t xml:space="preserve">activities since 1968 </w:t>
@@ -3228,19 +2964,11 @@
         <w:t xml:space="preserve">(hence, according to the old format) </w:t>
       </w:r>
       <w:r>
-        <w:t xml:space="preserve">and under the direction of its Secretary-General. UPOV’s seat is at BIRPI headquarters in Geneva. On 21 October 1969 the Swiss Federal Council appointed </w:t>
-      </w:r>
-      <w:proofErr w:type="spellStart"/>
+        <w:t xml:space="preserve">and under the direction of its Secretary-General. UPOV’s seat is at BIRPI headquarters in Geneva. On 21 October 1969 the Swiss Federal Council appointed Bodenhausen Secretary-General of UPOV. Furthermore, </w:t>
+      </w:r>
       <w:r>
         <w:t>Bodenhausen</w:t>
       </w:r>
-      <w:proofErr w:type="spellEnd"/>
-      <w:r>
-        <w:t xml:space="preserve"> Secretary-General of UPOV. Furthermore, </w:t>
-      </w:r>
-      <w:r>
-        <w:t>Bodenhausen</w:t>
-      </w:r>
       <w:r>
         <w:t xml:space="preserve"> was engaged in </w:t>
       </w:r>
@@ -3272,15 +3000,7 @@
         <w:t>typefaces (1973).</w:t>
       </w:r>
       <w:r>
-        <w:t xml:space="preserve"> </w:t>
-      </w:r>
-      <w:proofErr w:type="spellStart"/>
-      <w:r>
-        <w:t>Bodenhausen</w:t>
-      </w:r>
-      <w:proofErr w:type="spellEnd"/>
-      <w:r>
-        <w:t xml:space="preserve"> re</w:t>
+        <w:t xml:space="preserve"> Bodenhausen re</w:t>
       </w:r>
       <w:r>
         <w:t>tir</w:t>
@@ -3307,13 +3027,8 @@
         <w:t>positions</w:t>
       </w:r>
       <w:r>
-        <w:t xml:space="preserve"> by </w:t>
-      </w:r>
-      <w:proofErr w:type="spellStart"/>
-      <w:r>
-        <w:t>Bogsch</w:t>
-      </w:r>
-      <w:proofErr w:type="spellEnd"/>
+        <w:t xml:space="preserve"> by Bogsch</w:t>
+      </w:r>
       <w:r>
         <w:t xml:space="preserve"> on 1 December</w:t>
       </w:r>
@@ -3323,13 +3038,8 @@
       <w:r>
         <w:t xml:space="preserve"> </w:t>
       </w:r>
-      <w:proofErr w:type="spellStart"/>
-      <w:r>
-        <w:t>Bodenhausen</w:t>
-      </w:r>
-      <w:proofErr w:type="spellEnd"/>
-      <w:r>
-        <w:t xml:space="preserve">, who had </w:t>
+      <w:r>
+        <w:t xml:space="preserve">Bodenhausen, who had </w:t>
       </w:r>
       <w:r>
         <w:t xml:space="preserve">divorced and </w:t>
@@ -3705,23 +3415,7 @@
           <w:i/>
           <w:iCs/>
         </w:rPr>
-        <w:t xml:space="preserve"> van het </w:t>
-      </w:r>
-      <w:proofErr w:type="spellStart"/>
-      <w:r>
-        <w:rPr>
-          <w:i/>
-          <w:iCs/>
-        </w:rPr>
-        <w:t>Nederlandse</w:t>
-      </w:r>
-      <w:proofErr w:type="spellEnd"/>
-      <w:r>
-        <w:rPr>
-          <w:i/>
-          <w:iCs/>
-        </w:rPr>
-        <w:t xml:space="preserve"> </w:t>
+        <w:t xml:space="preserve"> van het Nederlandse </w:t>
       </w:r>
       <w:proofErr w:type="spellStart"/>
       <w:r>
@@ -3733,15 +3427,7 @@
       </w:r>
       <w:proofErr w:type="spellEnd"/>
       <w:r>
-        <w:t xml:space="preserve"> (Haarlem 1947 and 1953, eighth and ninth edition, with the cooperation of </w:t>
-      </w:r>
-      <w:proofErr w:type="spellStart"/>
-      <w:r>
-        <w:t>Bodenhausen</w:t>
-      </w:r>
-      <w:proofErr w:type="spellEnd"/>
-      <w:r>
-        <w:t xml:space="preserve">); </w:t>
+        <w:t xml:space="preserve"> (Haarlem 1947 and 1953, eighth and ninth edition, with the cooperation of Bodenhausen); </w:t>
       </w:r>
       <w:r>
         <w:rPr>
@@ -4024,15 +3710,7 @@
       </w:r>
       <w:proofErr w:type="spellEnd"/>
       <w:r>
-        <w:t xml:space="preserve">, </w:t>
-      </w:r>
-      <w:proofErr w:type="spellStart"/>
-      <w:r>
-        <w:t>Diepenbrock</w:t>
-      </w:r>
-      <w:proofErr w:type="spellEnd"/>
-      <w:r>
-        <w:t xml:space="preserve"> </w:t>
+        <w:t xml:space="preserve">, Diepenbrock </w:t>
       </w:r>
       <w:proofErr w:type="spellStart"/>
       <w:r>
@@ -4109,21 +3787,12 @@
       <w:r>
         <w:t xml:space="preserve">, 1958-1959, 510-513; </w:t>
       </w:r>
-      <w:proofErr w:type="spellStart"/>
-      <w:r>
-        <w:rPr>
-          <w:i/>
-          <w:iCs/>
-        </w:rPr>
-        <w:t>Vijftig</w:t>
-      </w:r>
-      <w:proofErr w:type="spellEnd"/>
-      <w:r>
-        <w:rPr>
-          <w:i/>
-          <w:iCs/>
-        </w:rPr>
-        <w:t xml:space="preserve"> </w:t>
+      <w:r>
+        <w:rPr>
+          <w:i/>
+          <w:iCs/>
+        </w:rPr>
+        <w:t xml:space="preserve">Vijftig </w:t>
       </w:r>
       <w:proofErr w:type="spellStart"/>
       <w:r>
@@ -4355,14 +4024,62 @@
         <w:rPr>
           <w:lang w:val="en-US"/>
         </w:rPr>
-        <w:t xml:space="preserve">‘Retirement of Professor </w:t>
-      </w:r>
-      <w:proofErr w:type="spellStart"/>
-      <w:r>
-        <w:rPr>
-          <w:lang w:val="en-US"/>
-        </w:rPr>
-        <w:t>Bodenhausen</w:t>
+        <w:t xml:space="preserve">‘Retirement of Professor Bodenhausen’ in </w:t>
+      </w:r>
+      <w:r>
+        <w:rPr>
+          <w:i/>
+          <w:iCs/>
+          <w:lang w:val="en-US"/>
+        </w:rPr>
+        <w:t>Industrial Property</w:t>
+      </w:r>
+      <w:r>
+        <w:rPr>
+          <w:lang w:val="en-US"/>
+        </w:rPr>
+        <w:t xml:space="preserve"> (WIPO), December 1973, 367; </w:t>
+      </w:r>
+      <w:r>
+        <w:rPr>
+          <w:lang w:val="en-US"/>
+        </w:rPr>
+        <w:t>R. Kroon, ‘</w:t>
+      </w:r>
+      <w:proofErr w:type="spellStart"/>
+      <w:r>
+        <w:rPr>
+          <w:lang w:val="en-US"/>
+        </w:rPr>
+        <w:t>Einde</w:t>
+      </w:r>
+      <w:proofErr w:type="spellEnd"/>
+      <w:r>
+        <w:rPr>
+          <w:lang w:val="en-US"/>
+        </w:rPr>
+        <w:t xml:space="preserve"> van </w:t>
+      </w:r>
+      <w:proofErr w:type="spellStart"/>
+      <w:r>
+        <w:rPr>
+          <w:lang w:val="en-US"/>
+        </w:rPr>
+        <w:t>een</w:t>
+      </w:r>
+      <w:proofErr w:type="spellEnd"/>
+      <w:r>
+        <w:rPr>
+          <w:lang w:val="en-US"/>
+        </w:rPr>
+        <w:t xml:space="preserve"> </w:t>
+      </w:r>
+      <w:proofErr w:type="spellStart"/>
+      <w:r>
+        <w:rPr>
+          <w:lang w:val="en-US"/>
+        </w:rPr>
+        <w:t>tijdperk</w:t>
       </w:r>
       <w:proofErr w:type="spellEnd"/>
       <w:r>
@@ -4377,68 +4094,6 @@
           <w:iCs/>
           <w:lang w:val="en-US"/>
         </w:rPr>
-        <w:t>Industrial Property</w:t>
-      </w:r>
-      <w:r>
-        <w:rPr>
-          <w:lang w:val="en-US"/>
-        </w:rPr>
-        <w:t xml:space="preserve"> (WIPO), December 1973, 367; </w:t>
-      </w:r>
-      <w:r>
-        <w:rPr>
-          <w:lang w:val="en-US"/>
-        </w:rPr>
-        <w:t>R. Kroon, ‘</w:t>
-      </w:r>
-      <w:proofErr w:type="spellStart"/>
-      <w:r>
-        <w:rPr>
-          <w:lang w:val="en-US"/>
-        </w:rPr>
-        <w:t>Einde</w:t>
-      </w:r>
-      <w:proofErr w:type="spellEnd"/>
-      <w:r>
-        <w:rPr>
-          <w:lang w:val="en-US"/>
-        </w:rPr>
-        <w:t xml:space="preserve"> van </w:t>
-      </w:r>
-      <w:proofErr w:type="spellStart"/>
-      <w:r>
-        <w:rPr>
-          <w:lang w:val="en-US"/>
-        </w:rPr>
-        <w:t>een</w:t>
-      </w:r>
-      <w:proofErr w:type="spellEnd"/>
-      <w:r>
-        <w:rPr>
-          <w:lang w:val="en-US"/>
-        </w:rPr>
-        <w:t xml:space="preserve"> </w:t>
-      </w:r>
-      <w:proofErr w:type="spellStart"/>
-      <w:r>
-        <w:rPr>
-          <w:lang w:val="en-US"/>
-        </w:rPr>
-        <w:t>tijdperk</w:t>
-      </w:r>
-      <w:proofErr w:type="spellEnd"/>
-      <w:r>
-        <w:rPr>
-          <w:lang w:val="en-US"/>
-        </w:rPr>
-        <w:t xml:space="preserve">’ in </w:t>
-      </w:r>
-      <w:r>
-        <w:rPr>
-          <w:i/>
-          <w:iCs/>
-          <w:lang w:val="en-US"/>
-        </w:rPr>
         <w:t xml:space="preserve">De </w:t>
       </w:r>
       <w:proofErr w:type="spellStart"/>
@@ -4467,21 +4122,7 @@
         <w:rPr>
           <w:lang w:val="en-US"/>
         </w:rPr>
-        <w:t xml:space="preserve">A. </w:t>
-      </w:r>
-      <w:proofErr w:type="spellStart"/>
-      <w:r>
-        <w:rPr>
-          <w:lang w:val="en-US"/>
-        </w:rPr>
-        <w:t>Bogsch</w:t>
-      </w:r>
-      <w:proofErr w:type="spellEnd"/>
-      <w:r>
-        <w:rPr>
-          <w:lang w:val="en-US"/>
-        </w:rPr>
-        <w:t xml:space="preserve">, </w:t>
+        <w:t xml:space="preserve">A. Bogsch, </w:t>
       </w:r>
       <w:r>
         <w:rPr>
@@ -4514,21 +4155,7 @@
         <w:rPr>
           <w:lang w:val="en-US"/>
         </w:rPr>
-        <w:t xml:space="preserve">A. </w:t>
-      </w:r>
-      <w:proofErr w:type="spellStart"/>
-      <w:r>
-        <w:rPr>
-          <w:lang w:val="en-US"/>
-        </w:rPr>
-        <w:t>Bogsch</w:t>
-      </w:r>
-      <w:proofErr w:type="spellEnd"/>
-      <w:r>
-        <w:rPr>
-          <w:lang w:val="en-US"/>
-        </w:rPr>
-        <w:t xml:space="preserve">, </w:t>
+        <w:t xml:space="preserve">A. Bogsch, </w:t>
       </w:r>
       <w:r>
         <w:rPr>
@@ -4560,35 +4187,7 @@
         <w:rPr>
           <w:lang w:val="en-US"/>
         </w:rPr>
-        <w:t xml:space="preserve">A. </w:t>
-      </w:r>
-      <w:proofErr w:type="spellStart"/>
-      <w:r>
-        <w:rPr>
-          <w:lang w:val="en-US"/>
-        </w:rPr>
-        <w:t>Bogsch</w:t>
-      </w:r>
-      <w:proofErr w:type="spellEnd"/>
-      <w:r>
-        <w:rPr>
-          <w:lang w:val="en-US"/>
-        </w:rPr>
-        <w:t xml:space="preserve">, ‘Obituary: Georg Hendrik Christiaan </w:t>
-      </w:r>
-      <w:proofErr w:type="spellStart"/>
-      <w:r>
-        <w:rPr>
-          <w:lang w:val="en-US"/>
-        </w:rPr>
-        <w:t>Bodenhausen</w:t>
-      </w:r>
-      <w:proofErr w:type="spellEnd"/>
-      <w:r>
-        <w:rPr>
-          <w:lang w:val="en-US"/>
-        </w:rPr>
-        <w:t xml:space="preserve">’ in </w:t>
+        <w:t xml:space="preserve">A. Bogsch, ‘Obituary: Georg Hendrik Christiaan Bodenhausen’ in </w:t>
       </w:r>
       <w:r>
         <w:rPr>
@@ -4622,21 +4221,7 @@
         <w:rPr>
           <w:lang w:val="en-US"/>
         </w:rPr>
-        <w:t xml:space="preserve">M. </w:t>
-      </w:r>
-      <w:proofErr w:type="spellStart"/>
-      <w:r>
-        <w:rPr>
-          <w:lang w:val="en-US"/>
-        </w:rPr>
-        <w:t>Riemens</w:t>
-      </w:r>
-      <w:proofErr w:type="spellEnd"/>
-      <w:r>
-        <w:rPr>
-          <w:lang w:val="en-US"/>
-        </w:rPr>
-        <w:t xml:space="preserve">, </w:t>
+        <w:t xml:space="preserve">M. Riemens, </w:t>
       </w:r>
       <w:r>
         <w:rPr>
@@ -4921,19 +4506,11 @@
       <w:r>
         <w:t>Bob Reinalda, ‘</w:t>
       </w:r>
-      <w:proofErr w:type="spellStart"/>
-      <w:r>
-        <w:rPr>
-          <w:color w:val="000000" w:themeColor="text1"/>
-        </w:rPr>
-        <w:t>Bodenhausen</w:t>
-      </w:r>
-      <w:proofErr w:type="spellEnd"/>
-      <w:r>
-        <w:rPr>
-          <w:color w:val="000000" w:themeColor="text1"/>
-        </w:rPr>
-        <w:t>, Georg Hendrik Christiaan’</w:t>
+      <w:r>
+        <w:rPr>
+          <w:color w:val="000000" w:themeColor="text1"/>
+        </w:rPr>
+        <w:t>Bodenhausen, Georg Hendrik Christiaan’</w:t>
       </w:r>
       <w:r>
         <w:t xml:space="preserve"> in </w:t>
@@ -4988,7 +4565,7 @@
 </file>
 
 <file path=word/endnotes.xml><?xml version="1.0" encoding="utf-8"?>
-<w:endnotes xmlns:wpc="http://schemas.microsoft.com/office/word/2010/wordprocessingCanvas" xmlns:cx="http://schemas.microsoft.com/office/drawing/2014/chartex" xmlns:cx1="http://schemas.microsoft.com/office/drawing/2015/9/8/chartex" xmlns:cx2="http://schemas.microsoft.com/office/drawing/2015/10/21/chartex" xmlns:cx3="http://schemas.microsoft.com/office/drawing/2016/5/9/chartex" xmlns:cx4="http://schemas.microsoft.com/office/drawing/2016/5/10/chartex" xmlns:cx5="http://schemas.microsoft.com/office/drawing/2016/5/11/chartex" xmlns:cx6="http://schemas.microsoft.com/office/drawing/2016/5/12/chartex" xmlns:cx7="http://schemas.microsoft.com/office/drawing/2016/5/13/chartex" xmlns:cx8="http://schemas.microsoft.com/office/drawing/2016/5/14/chartex" xmlns:mc="http://schemas.openxmlformats.org/markup-compatibility/2006" xmlns:aink="http://schemas.microsoft.com/office/drawing/2016/ink" xmlns:am3d="http://schemas.microsoft.com/office/drawing/2017/model3d" xmlns:o="urn:schemas-microsoft-com:office:office" xmlns:oel="http://schemas.microsoft.com/office/2019/extlst" xmlns:r="http://schemas.openxmlformats.org/officeDocument/2006/relationships" xmlns:m="http://schemas.openxmlformats.org/officeDocument/2006/math" xmlns:v="urn:schemas-microsoft-com:vml" xmlns:wp14="http://schemas.microsoft.com/office/word/2010/wordprocessingDrawing" xmlns:wp="http://schemas.openxmlformats.org/drawingml/2006/wordprocessingDrawing" xmlns:w10="urn:schemas-microsoft-com:office:word" xmlns:w="http://schemas.openxmlformats.org/wordprocessingml/2006/main" xmlns:w14="http://schemas.microsoft.com/office/word/2010/wordml" xmlns:w15="http://schemas.microsoft.com/office/word/2012/wordml" xmlns:w16cex="http://schemas.microsoft.com/office/word/2018/wordml/cex" xmlns:w16cid="http://schemas.microsoft.com/office/word/2016/wordml/cid" xmlns:w16="http://schemas.microsoft.com/office/word/2018/wordml" xmlns:w16du="http://schemas.microsoft.com/office/word/2023/wordml/word16du" xmlns:w16sdtdh="http://schemas.microsoft.com/office/word/2020/wordml/sdtdatahash" xmlns:w16sdtfl="http://schemas.microsoft.com/office/word/2024/wordml/sdtformatlock" xmlns:w16se="http://schemas.microsoft.com/office/word/2015/wordml/symex" xmlns:wpg="http://schemas.microsoft.com/office/word/2010/wordprocessingGroup" xmlns:wpi="http://schemas.microsoft.com/office/word/2010/wordprocessingInk" xmlns:wne="http://schemas.microsoft.com/office/word/2006/wordml" xmlns:wps="http://schemas.microsoft.com/office/word/2010/wordprocessingShape" mc:Ignorable="w14 w15 w16se w16cid w16 w16cex w16sdtdh w16sdtfl w16du wp14">
+<w:endnotes xmlns:wpc="http://schemas.microsoft.com/office/word/2010/wordprocessingCanvas" xmlns:cx="http://schemas.microsoft.com/office/drawing/2014/chartex" xmlns:cx1="http://schemas.microsoft.com/office/drawing/2015/9/8/chartex" xmlns:cx2="http://schemas.microsoft.com/office/drawing/2015/10/21/chartex" xmlns:cx3="http://schemas.microsoft.com/office/drawing/2016/5/9/chartex" xmlns:cx4="http://schemas.microsoft.com/office/drawing/2016/5/10/chartex" xmlns:cx5="http://schemas.microsoft.com/office/drawing/2016/5/11/chartex" xmlns:cx6="http://schemas.microsoft.com/office/drawing/2016/5/12/chartex" xmlns:cx7="http://schemas.microsoft.com/office/drawing/2016/5/13/chartex" xmlns:cx8="http://schemas.microsoft.com/office/drawing/2016/5/14/chartex" xmlns:mc="http://schemas.openxmlformats.org/markup-compatibility/2006" xmlns:m="http://schemas.openxmlformats.org/officeDocument/2006/math" xmlns:aink="http://schemas.microsoft.com/office/drawing/2016/ink" xmlns:am3d="http://schemas.microsoft.com/office/drawing/2017/model3d" xmlns:oel="http://schemas.microsoft.com/office/2019/extlst" xmlns:r="http://schemas.openxmlformats.org/officeDocument/2006/relationships" xmlns:wp14="http://schemas.microsoft.com/office/word/2010/wordprocessingDrawing" xmlns:wp="http://schemas.openxmlformats.org/drawingml/2006/wordprocessingDrawing" xmlns:wpg="http://schemas.microsoft.com/office/word/2010/wordprocessingGroup" xmlns:wpi="http://schemas.microsoft.com/office/word/2010/wordprocessingInk" xmlns:wps="http://schemas.microsoft.com/office/word/2010/wordprocessingShape" xmlns:o="urn:schemas-microsoft-com:office:office" xmlns:v="urn:schemas-microsoft-com:vml" xmlns:w10="urn:schemas-microsoft-com:office:word" xmlns:w="http://schemas.openxmlformats.org/wordprocessingml/2006/main" xmlns:w14="http://schemas.microsoft.com/office/word/2010/wordml" xmlns:w15="http://schemas.microsoft.com/office/word/2012/wordml" xmlns:w16cei="http://schemas.microsoft.com/office/word/2026/wordml/cei" xmlns:w16cex="http://schemas.microsoft.com/office/word/2018/wordml/cex" xmlns:w16cid="http://schemas.microsoft.com/office/word/2016/wordml/cid" xmlns:w16="http://schemas.microsoft.com/office/word/2018/wordml" xmlns:w16sdtdh="http://schemas.microsoft.com/office/word/2020/wordml/sdtdatahash" xmlns:w16sdtfl="http://schemas.microsoft.com/office/word/2024/wordml/sdtformatlock" xmlns:w16se="http://schemas.microsoft.com/office/word/2015/wordml/symex" xmlns:w16du="http://schemas.microsoft.com/office/word/2023/wordml/word16du" xmlns:wne="http://schemas.microsoft.com/office/word/2006/wordml" mc:Ignorable="w14 w15 w16se w16cid w16 w16cex w16sdtdh w16sdtfl w16du wp14">
   <w:endnote w:type="separator" w:id="-1">
     <w:p>
       <w:r>
@@ -5007,7 +4584,7 @@
 </file>
 
 <file path=word/footer1.xml><?xml version="1.0" encoding="utf-8"?>
-<w:ftr xmlns:wpc="http://schemas.microsoft.com/office/word/2010/wordprocessingCanvas" xmlns:cx="http://schemas.microsoft.com/office/drawing/2014/chartex" xmlns:cx1="http://schemas.microsoft.com/office/drawing/2015/9/8/chartex" xmlns:cx2="http://schemas.microsoft.com/office/drawing/2015/10/21/chartex" xmlns:cx3="http://schemas.microsoft.com/office/drawing/2016/5/9/chartex" xmlns:cx4="http://schemas.microsoft.com/office/drawing/2016/5/10/chartex" xmlns:cx5="http://schemas.microsoft.com/office/drawing/2016/5/11/chartex" xmlns:cx6="http://schemas.microsoft.com/office/drawing/2016/5/12/chartex" xmlns:cx7="http://schemas.microsoft.com/office/drawing/2016/5/13/chartex" xmlns:cx8="http://schemas.microsoft.com/office/drawing/2016/5/14/chartex" xmlns:mc="http://schemas.openxmlformats.org/markup-compatibility/2006" xmlns:aink="http://schemas.microsoft.com/office/drawing/2016/ink" xmlns:am3d="http://schemas.microsoft.com/office/drawing/2017/model3d" xmlns:o="urn:schemas-microsoft-com:office:office" xmlns:oel="http://schemas.microsoft.com/office/2019/extlst" xmlns:r="http://schemas.openxmlformats.org/officeDocument/2006/relationships" xmlns:m="http://schemas.openxmlformats.org/officeDocument/2006/math" xmlns:v="urn:schemas-microsoft-com:vml" xmlns:wp14="http://schemas.microsoft.com/office/word/2010/wordprocessingDrawing" xmlns:wp="http://schemas.openxmlformats.org/drawingml/2006/wordprocessingDrawing" xmlns:w10="urn:schemas-microsoft-com:office:word" xmlns:w="http://schemas.openxmlformats.org/wordprocessingml/2006/main" xmlns:w14="http://schemas.microsoft.com/office/word/2010/wordml" xmlns:w15="http://schemas.microsoft.com/office/word/2012/wordml" xmlns:w16cex="http://schemas.microsoft.com/office/word/2018/wordml/cex" xmlns:w16cid="http://schemas.microsoft.com/office/word/2016/wordml/cid" xmlns:w16="http://schemas.microsoft.com/office/word/2018/wordml" xmlns:w16du="http://schemas.microsoft.com/office/word/2023/wordml/word16du" xmlns:w16sdtdh="http://schemas.microsoft.com/office/word/2020/wordml/sdtdatahash" xmlns:w16sdtfl="http://schemas.microsoft.com/office/word/2024/wordml/sdtformatlock" xmlns:w16se="http://schemas.microsoft.com/office/word/2015/wordml/symex" xmlns:wpg="http://schemas.microsoft.com/office/word/2010/wordprocessingGroup" xmlns:wpi="http://schemas.microsoft.com/office/word/2010/wordprocessingInk" xmlns:wne="http://schemas.microsoft.com/office/word/2006/wordml" xmlns:wps="http://schemas.microsoft.com/office/word/2010/wordprocessingShape" mc:Ignorable="w14 w15 w16se w16cid w16 w16cex w16sdtdh w16sdtfl w16du wp14">
+<w:ftr xmlns:wpc="http://schemas.microsoft.com/office/word/2010/wordprocessingCanvas" xmlns:cx="http://schemas.microsoft.com/office/drawing/2014/chartex" xmlns:cx1="http://schemas.microsoft.com/office/drawing/2015/9/8/chartex" xmlns:cx2="http://schemas.microsoft.com/office/drawing/2015/10/21/chartex" xmlns:cx3="http://schemas.microsoft.com/office/drawing/2016/5/9/chartex" xmlns:cx4="http://schemas.microsoft.com/office/drawing/2016/5/10/chartex" xmlns:cx5="http://schemas.microsoft.com/office/drawing/2016/5/11/chartex" xmlns:cx6="http://schemas.microsoft.com/office/drawing/2016/5/12/chartex" xmlns:cx7="http://schemas.microsoft.com/office/drawing/2016/5/13/chartex" xmlns:cx8="http://schemas.microsoft.com/office/drawing/2016/5/14/chartex" xmlns:mc="http://schemas.openxmlformats.org/markup-compatibility/2006" xmlns:m="http://schemas.openxmlformats.org/officeDocument/2006/math" xmlns:aink="http://schemas.microsoft.com/office/drawing/2016/ink" xmlns:am3d="http://schemas.microsoft.com/office/drawing/2017/model3d" xmlns:oel="http://schemas.microsoft.com/office/2019/extlst" xmlns:r="http://schemas.openxmlformats.org/officeDocument/2006/relationships" xmlns:wp14="http://schemas.microsoft.com/office/word/2010/wordprocessingDrawing" xmlns:wp="http://schemas.openxmlformats.org/drawingml/2006/wordprocessingDrawing" xmlns:wpg="http://schemas.microsoft.com/office/word/2010/wordprocessingGroup" xmlns:wpi="http://schemas.microsoft.com/office/word/2010/wordprocessingInk" xmlns:wps="http://schemas.microsoft.com/office/word/2010/wordprocessingShape" xmlns:o="urn:schemas-microsoft-com:office:office" xmlns:v="urn:schemas-microsoft-com:vml" xmlns:w10="urn:schemas-microsoft-com:office:word" xmlns:w="http://schemas.openxmlformats.org/wordprocessingml/2006/main" xmlns:w14="http://schemas.microsoft.com/office/word/2010/wordml" xmlns:w15="http://schemas.microsoft.com/office/word/2012/wordml" xmlns:w16cei="http://schemas.microsoft.com/office/word/2026/wordml/cei" xmlns:w16cex="http://schemas.microsoft.com/office/word/2018/wordml/cex" xmlns:w16cid="http://schemas.microsoft.com/office/word/2016/wordml/cid" xmlns:w16="http://schemas.microsoft.com/office/word/2018/wordml" xmlns:w16sdtdh="http://schemas.microsoft.com/office/word/2020/wordml/sdtdatahash" xmlns:w16sdtfl="http://schemas.microsoft.com/office/word/2024/wordml/sdtformatlock" xmlns:w16se="http://schemas.microsoft.com/office/word/2015/wordml/symex" xmlns:w16du="http://schemas.microsoft.com/office/word/2023/wordml/word16du" xmlns:wne="http://schemas.microsoft.com/office/word/2006/wordml" mc:Ignorable="w14 w15 w16se w16cid w16 w16cex w16sdtdh w16sdtfl w16du wp14">
   <w:p>
     <w:pPr>
       <w:pStyle w:val="Voettekst"/>
@@ -5051,7 +4628,7 @@
 </file>
 
 <file path=word/footnotes.xml><?xml version="1.0" encoding="utf-8"?>
-<w:footnotes xmlns:wpc="http://schemas.microsoft.com/office/word/2010/wordprocessingCanvas" xmlns:cx="http://schemas.microsoft.com/office/drawing/2014/chartex" xmlns:cx1="http://schemas.microsoft.com/office/drawing/2015/9/8/chartex" xmlns:cx2="http://schemas.microsoft.com/office/drawing/2015/10/21/chartex" xmlns:cx3="http://schemas.microsoft.com/office/drawing/2016/5/9/chartex" xmlns:cx4="http://schemas.microsoft.com/office/drawing/2016/5/10/chartex" xmlns:cx5="http://schemas.microsoft.com/office/drawing/2016/5/11/chartex" xmlns:cx6="http://schemas.microsoft.com/office/drawing/2016/5/12/chartex" xmlns:cx7="http://schemas.microsoft.com/office/drawing/2016/5/13/chartex" xmlns:cx8="http://schemas.microsoft.com/office/drawing/2016/5/14/chartex" xmlns:mc="http://schemas.openxmlformats.org/markup-compatibility/2006" xmlns:aink="http://schemas.microsoft.com/office/drawing/2016/ink" xmlns:am3d="http://schemas.microsoft.com/office/drawing/2017/model3d" xmlns:o="urn:schemas-microsoft-com:office:office" xmlns:oel="http://schemas.microsoft.com/office/2019/extlst" xmlns:r="http://schemas.openxmlformats.org/officeDocument/2006/relationships" xmlns:m="http://schemas.openxmlformats.org/officeDocument/2006/math" xmlns:v="urn:schemas-microsoft-com:vml" xmlns:wp14="http://schemas.microsoft.com/office/word/2010/wordprocessingDrawing" xmlns:wp="http://schemas.openxmlformats.org/drawingml/2006/wordprocessingDrawing" xmlns:w10="urn:schemas-microsoft-com:office:word" xmlns:w="http://schemas.openxmlformats.org/wordprocessingml/2006/main" xmlns:w14="http://schemas.microsoft.com/office/word/2010/wordml" xmlns:w15="http://schemas.microsoft.com/office/word/2012/wordml" xmlns:w16cex="http://schemas.microsoft.com/office/word/2018/wordml/cex" xmlns:w16cid="http://schemas.microsoft.com/office/word/2016/wordml/cid" xmlns:w16="http://schemas.microsoft.com/office/word/2018/wordml" xmlns:w16du="http://schemas.microsoft.com/office/word/2023/wordml/word16du" xmlns:w16sdtdh="http://schemas.microsoft.com/office/word/2020/wordml/sdtdatahash" xmlns:w16sdtfl="http://schemas.microsoft.com/office/word/2024/wordml/sdtformatlock" xmlns:w16se="http://schemas.microsoft.com/office/word/2015/wordml/symex" xmlns:wpg="http://schemas.microsoft.com/office/word/2010/wordprocessingGroup" xmlns:wpi="http://schemas.microsoft.com/office/word/2010/wordprocessingInk" xmlns:wne="http://schemas.microsoft.com/office/word/2006/wordml" xmlns:wps="http://schemas.microsoft.com/office/word/2010/wordprocessingShape" mc:Ignorable="w14 w15 w16se w16cid w16 w16cex w16sdtdh w16sdtfl w16du wp14">
+<w:footnotes xmlns:wpc="http://schemas.microsoft.com/office/word/2010/wordprocessingCanvas" xmlns:cx="http://schemas.microsoft.com/office/drawing/2014/chartex" xmlns:cx1="http://schemas.microsoft.com/office/drawing/2015/9/8/chartex" xmlns:cx2="http://schemas.microsoft.com/office/drawing/2015/10/21/chartex" xmlns:cx3="http://schemas.microsoft.com/office/drawing/2016/5/9/chartex" xmlns:cx4="http://schemas.microsoft.com/office/drawing/2016/5/10/chartex" xmlns:cx5="http://schemas.microsoft.com/office/drawing/2016/5/11/chartex" xmlns:cx6="http://schemas.microsoft.com/office/drawing/2016/5/12/chartex" xmlns:cx7="http://schemas.microsoft.com/office/drawing/2016/5/13/chartex" xmlns:cx8="http://schemas.microsoft.com/office/drawing/2016/5/14/chartex" xmlns:mc="http://schemas.openxmlformats.org/markup-compatibility/2006" xmlns:m="http://schemas.openxmlformats.org/officeDocument/2006/math" xmlns:aink="http://schemas.microsoft.com/office/drawing/2016/ink" xmlns:am3d="http://schemas.microsoft.com/office/drawing/2017/model3d" xmlns:oel="http://schemas.microsoft.com/office/2019/extlst" xmlns:r="http://schemas.openxmlformats.org/officeDocument/2006/relationships" xmlns:wp14="http://schemas.microsoft.com/office/word/2010/wordprocessingDrawing" xmlns:wp="http://schemas.openxmlformats.org/drawingml/2006/wordprocessingDrawing" xmlns:wpg="http://schemas.microsoft.com/office/word/2010/wordprocessingGroup" xmlns:wpi="http://schemas.microsoft.com/office/word/2010/wordprocessingInk" xmlns:wps="http://schemas.microsoft.com/office/word/2010/wordprocessingShape" xmlns:o="urn:schemas-microsoft-com:office:office" xmlns:v="urn:schemas-microsoft-com:vml" xmlns:w10="urn:schemas-microsoft-com:office:word" xmlns:w="http://schemas.openxmlformats.org/wordprocessingml/2006/main" xmlns:w14="http://schemas.microsoft.com/office/word/2010/wordml" xmlns:w15="http://schemas.microsoft.com/office/word/2012/wordml" xmlns:w16cei="http://schemas.microsoft.com/office/word/2026/wordml/cei" xmlns:w16cex="http://schemas.microsoft.com/office/word/2018/wordml/cex" xmlns:w16cid="http://schemas.microsoft.com/office/word/2016/wordml/cid" xmlns:w16="http://schemas.microsoft.com/office/word/2018/wordml" xmlns:w16sdtdh="http://schemas.microsoft.com/office/word/2020/wordml/sdtdatahash" xmlns:w16sdtfl="http://schemas.microsoft.com/office/word/2024/wordml/sdtformatlock" xmlns:w16se="http://schemas.microsoft.com/office/word/2015/wordml/symex" xmlns:w16du="http://schemas.microsoft.com/office/word/2023/wordml/word16du" xmlns:wne="http://schemas.microsoft.com/office/word/2006/wordml" mc:Ignorable="w14 w15 w16se w16cid w16 w16cex w16sdtdh w16sdtfl w16du wp14">
   <w:footnote w:type="separator" w:id="-1">
     <w:p>
       <w:r>
@@ -5070,7 +4647,7 @@
 </file>
 
 <file path=word/header1.xml><?xml version="1.0" encoding="utf-8"?>
-<w:hdr xmlns:wpc="http://schemas.microsoft.com/office/word/2010/wordprocessingCanvas" xmlns:cx="http://schemas.microsoft.com/office/drawing/2014/chartex" xmlns:cx1="http://schemas.microsoft.com/office/drawing/2015/9/8/chartex" xmlns:cx2="http://schemas.microsoft.com/office/drawing/2015/10/21/chartex" xmlns:cx3="http://schemas.microsoft.com/office/drawing/2016/5/9/chartex" xmlns:cx4="http://schemas.microsoft.com/office/drawing/2016/5/10/chartex" xmlns:cx5="http://schemas.microsoft.com/office/drawing/2016/5/11/chartex" xmlns:cx6="http://schemas.microsoft.com/office/drawing/2016/5/12/chartex" xmlns:cx7="http://schemas.microsoft.com/office/drawing/2016/5/13/chartex" xmlns:cx8="http://schemas.microsoft.com/office/drawing/2016/5/14/chartex" xmlns:mc="http://schemas.openxmlformats.org/markup-compatibility/2006" xmlns:aink="http://schemas.microsoft.com/office/drawing/2016/ink" xmlns:am3d="http://schemas.microsoft.com/office/drawing/2017/model3d" xmlns:o="urn:schemas-microsoft-com:office:office" xmlns:oel="http://schemas.microsoft.com/office/2019/extlst" xmlns:r="http://schemas.openxmlformats.org/officeDocument/2006/relationships" xmlns:m="http://schemas.openxmlformats.org/officeDocument/2006/math" xmlns:v="urn:schemas-microsoft-com:vml" xmlns:wp14="http://schemas.microsoft.com/office/word/2010/wordprocessingDrawing" xmlns:wp="http://schemas.openxmlformats.org/drawingml/2006/wordprocessingDrawing" xmlns:w10="urn:schemas-microsoft-com:office:word" xmlns:w="http://schemas.openxmlformats.org/wordprocessingml/2006/main" xmlns:w14="http://schemas.microsoft.com/office/word/2010/wordml" xmlns:w15="http://schemas.microsoft.com/office/word/2012/wordml" xmlns:w16cex="http://schemas.microsoft.com/office/word/2018/wordml/cex" xmlns:w16cid="http://schemas.microsoft.com/office/word/2016/wordml/cid" xmlns:w16="http://schemas.microsoft.com/office/word/2018/wordml" xmlns:w16du="http://schemas.microsoft.com/office/word/2023/wordml/word16du" xmlns:w16sdtdh="http://schemas.microsoft.com/office/word/2020/wordml/sdtdatahash" xmlns:w16sdtfl="http://schemas.microsoft.com/office/word/2024/wordml/sdtformatlock" xmlns:w16se="http://schemas.microsoft.com/office/word/2015/wordml/symex" xmlns:wpg="http://schemas.microsoft.com/office/word/2010/wordprocessingGroup" xmlns:wpi="http://schemas.microsoft.com/office/word/2010/wordprocessingInk" xmlns:wne="http://schemas.microsoft.com/office/word/2006/wordml" xmlns:wps="http://schemas.microsoft.com/office/word/2010/wordprocessingShape" mc:Ignorable="w14 w15 w16se w16cid w16 w16cex w16sdtdh w16sdtfl w16du wp14">
+<w:hdr xmlns:wpc="http://schemas.microsoft.com/office/word/2010/wordprocessingCanvas" xmlns:cx="http://schemas.microsoft.com/office/drawing/2014/chartex" xmlns:cx1="http://schemas.microsoft.com/office/drawing/2015/9/8/chartex" xmlns:cx2="http://schemas.microsoft.com/office/drawing/2015/10/21/chartex" xmlns:cx3="http://schemas.microsoft.com/office/drawing/2016/5/9/chartex" xmlns:cx4="http://schemas.microsoft.com/office/drawing/2016/5/10/chartex" xmlns:cx5="http://schemas.microsoft.com/office/drawing/2016/5/11/chartex" xmlns:cx6="http://schemas.microsoft.com/office/drawing/2016/5/12/chartex" xmlns:cx7="http://schemas.microsoft.com/office/drawing/2016/5/13/chartex" xmlns:cx8="http://schemas.microsoft.com/office/drawing/2016/5/14/chartex" xmlns:mc="http://schemas.openxmlformats.org/markup-compatibility/2006" xmlns:m="http://schemas.openxmlformats.org/officeDocument/2006/math" xmlns:aink="http://schemas.microsoft.com/office/drawing/2016/ink" xmlns:am3d="http://schemas.microsoft.com/office/drawing/2017/model3d" xmlns:oel="http://schemas.microsoft.com/office/2019/extlst" xmlns:r="http://schemas.openxmlformats.org/officeDocument/2006/relationships" xmlns:wp14="http://schemas.microsoft.com/office/word/2010/wordprocessingDrawing" xmlns:wp="http://schemas.openxmlformats.org/drawingml/2006/wordprocessingDrawing" xmlns:wpg="http://schemas.microsoft.com/office/word/2010/wordprocessingGroup" xmlns:wpi="http://schemas.microsoft.com/office/word/2010/wordprocessingInk" xmlns:wps="http://schemas.microsoft.com/office/word/2010/wordprocessingShape" xmlns:o="urn:schemas-microsoft-com:office:office" xmlns:v="urn:schemas-microsoft-com:vml" xmlns:w10="urn:schemas-microsoft-com:office:word" xmlns:w="http://schemas.openxmlformats.org/wordprocessingml/2006/main" xmlns:w14="http://schemas.microsoft.com/office/word/2010/wordml" xmlns:w15="http://schemas.microsoft.com/office/word/2012/wordml" xmlns:w16cei="http://schemas.microsoft.com/office/word/2026/wordml/cei" xmlns:w16cex="http://schemas.microsoft.com/office/word/2018/wordml/cex" xmlns:w16cid="http://schemas.microsoft.com/office/word/2016/wordml/cid" xmlns:w16="http://schemas.microsoft.com/office/word/2018/wordml" xmlns:w16sdtdh="http://schemas.microsoft.com/office/word/2020/wordml/sdtdatahash" xmlns:w16sdtfl="http://schemas.microsoft.com/office/word/2024/wordml/sdtformatlock" xmlns:w16se="http://schemas.microsoft.com/office/word/2015/wordml/symex" xmlns:w16du="http://schemas.microsoft.com/office/word/2023/wordml/word16du" xmlns:wne="http://schemas.microsoft.com/office/word/2006/wordml" mc:Ignorable="w14 w15 w16se w16cid w16 w16cex w16sdtdh w16sdtfl w16du wp14">
   <w:sdt>
     <w:sdtPr>
       <w:rPr>
@@ -5121,7 +4698,7 @@
 </file>
 
 <file path=word/header2.xml><?xml version="1.0" encoding="utf-8"?>
-<w:hdr xmlns:wpc="http://schemas.microsoft.com/office/word/2010/wordprocessingCanvas" xmlns:cx="http://schemas.microsoft.com/office/drawing/2014/chartex" xmlns:cx1="http://schemas.microsoft.com/office/drawing/2015/9/8/chartex" xmlns:cx2="http://schemas.microsoft.com/office/drawing/2015/10/21/chartex" xmlns:cx3="http://schemas.microsoft.com/office/drawing/2016/5/9/chartex" xmlns:cx4="http://schemas.microsoft.com/office/drawing/2016/5/10/chartex" xmlns:cx5="http://schemas.microsoft.com/office/drawing/2016/5/11/chartex" xmlns:cx6="http://schemas.microsoft.com/office/drawing/2016/5/12/chartex" xmlns:cx7="http://schemas.microsoft.com/office/drawing/2016/5/13/chartex" xmlns:cx8="http://schemas.microsoft.com/office/drawing/2016/5/14/chartex" xmlns:mc="http://schemas.openxmlformats.org/markup-compatibility/2006" xmlns:aink="http://schemas.microsoft.com/office/drawing/2016/ink" xmlns:am3d="http://schemas.microsoft.com/office/drawing/2017/model3d" xmlns:o="urn:schemas-microsoft-com:office:office" xmlns:oel="http://schemas.microsoft.com/office/2019/extlst" xmlns:r="http://schemas.openxmlformats.org/officeDocument/2006/relationships" xmlns:m="http://schemas.openxmlformats.org/officeDocument/2006/math" xmlns:v="urn:schemas-microsoft-com:vml" xmlns:wp14="http://schemas.microsoft.com/office/word/2010/wordprocessingDrawing" xmlns:wp="http://schemas.openxmlformats.org/drawingml/2006/wordprocessingDrawing" xmlns:w10="urn:schemas-microsoft-com:office:word" xmlns:w="http://schemas.openxmlformats.org/wordprocessingml/2006/main" xmlns:w14="http://schemas.microsoft.com/office/word/2010/wordml" xmlns:w15="http://schemas.microsoft.com/office/word/2012/wordml" xmlns:w16cex="http://schemas.microsoft.com/office/word/2018/wordml/cex" xmlns:w16cid="http://schemas.microsoft.com/office/word/2016/wordml/cid" xmlns:w16="http://schemas.microsoft.com/office/word/2018/wordml" xmlns:w16du="http://schemas.microsoft.com/office/word/2023/wordml/word16du" xmlns:w16sdtdh="http://schemas.microsoft.com/office/word/2020/wordml/sdtdatahash" xmlns:w16sdtfl="http://schemas.microsoft.com/office/word/2024/wordml/sdtformatlock" xmlns:w16se="http://schemas.microsoft.com/office/word/2015/wordml/symex" xmlns:wpg="http://schemas.microsoft.com/office/word/2010/wordprocessingGroup" xmlns:wpi="http://schemas.microsoft.com/office/word/2010/wordprocessingInk" xmlns:wne="http://schemas.microsoft.com/office/word/2006/wordml" xmlns:wps="http://schemas.microsoft.com/office/word/2010/wordprocessingShape" mc:Ignorable="w14 w15 w16se w16cid w16 w16cex w16sdtdh w16sdtfl w16du wp14">
+<w:hdr xmlns:wpc="http://schemas.microsoft.com/office/word/2010/wordprocessingCanvas" xmlns:cx="http://schemas.microsoft.com/office/drawing/2014/chartex" xmlns:cx1="http://schemas.microsoft.com/office/drawing/2015/9/8/chartex" xmlns:cx2="http://schemas.microsoft.com/office/drawing/2015/10/21/chartex" xmlns:cx3="http://schemas.microsoft.com/office/drawing/2016/5/9/chartex" xmlns:cx4="http://schemas.microsoft.com/office/drawing/2016/5/10/chartex" xmlns:cx5="http://schemas.microsoft.com/office/drawing/2016/5/11/chartex" xmlns:cx6="http://schemas.microsoft.com/office/drawing/2016/5/12/chartex" xmlns:cx7="http://schemas.microsoft.com/office/drawing/2016/5/13/chartex" xmlns:cx8="http://schemas.microsoft.com/office/drawing/2016/5/14/chartex" xmlns:mc="http://schemas.openxmlformats.org/markup-compatibility/2006" xmlns:m="http://schemas.openxmlformats.org/officeDocument/2006/math" xmlns:aink="http://schemas.microsoft.com/office/drawing/2016/ink" xmlns:am3d="http://schemas.microsoft.com/office/drawing/2017/model3d" xmlns:oel="http://schemas.microsoft.com/office/2019/extlst" xmlns:r="http://schemas.openxmlformats.org/officeDocument/2006/relationships" xmlns:wp14="http://schemas.microsoft.com/office/word/2010/wordprocessingDrawing" xmlns:wp="http://schemas.openxmlformats.org/drawingml/2006/wordprocessingDrawing" xmlns:wpg="http://schemas.microsoft.com/office/word/2010/wordprocessingGroup" xmlns:wpi="http://schemas.microsoft.com/office/word/2010/wordprocessingInk" xmlns:wps="http://schemas.microsoft.com/office/word/2010/wordprocessingShape" xmlns:o="urn:schemas-microsoft-com:office:office" xmlns:v="urn:schemas-microsoft-com:vml" xmlns:w10="urn:schemas-microsoft-com:office:word" xmlns:w="http://schemas.openxmlformats.org/wordprocessingml/2006/main" xmlns:w14="http://schemas.microsoft.com/office/word/2010/wordml" xmlns:w15="http://schemas.microsoft.com/office/word/2012/wordml" xmlns:w16cei="http://schemas.microsoft.com/office/word/2026/wordml/cei" xmlns:w16cex="http://schemas.microsoft.com/office/word/2018/wordml/cex" xmlns:w16cid="http://schemas.microsoft.com/office/word/2016/wordml/cid" xmlns:w16="http://schemas.microsoft.com/office/word/2018/wordml" xmlns:w16sdtdh="http://schemas.microsoft.com/office/word/2020/wordml/sdtdatahash" xmlns:w16sdtfl="http://schemas.microsoft.com/office/word/2024/wordml/sdtformatlock" xmlns:w16se="http://schemas.microsoft.com/office/word/2015/wordml/symex" xmlns:w16du="http://schemas.microsoft.com/office/word/2023/wordml/word16du" xmlns:wne="http://schemas.microsoft.com/office/word/2006/wordml" mc:Ignorable="w14 w15 w16se w16cid w16 w16cex w16sdtdh w16sdtfl w16du wp14">
   <w:sdt>
     <w:sdtPr>
       <w:rPr>
@@ -5185,7 +4762,7 @@
 </file>
 
 <file path=word/styles.xml><?xml version="1.0" encoding="utf-8"?>
-<w:styles xmlns:mc="http://schemas.openxmlformats.org/markup-compatibility/2006" xmlns:r="http://schemas.openxmlformats.org/officeDocument/2006/relationships" xmlns:w="http://schemas.openxmlformats.org/wordprocessingml/2006/main" xmlns:w14="http://schemas.microsoft.com/office/word/2010/wordml" xmlns:w15="http://schemas.microsoft.com/office/word/2012/wordml" xmlns:w16cex="http://schemas.microsoft.com/office/word/2018/wordml/cex" xmlns:w16cid="http://schemas.microsoft.com/office/word/2016/wordml/cid" xmlns:w16="http://schemas.microsoft.com/office/word/2018/wordml" xmlns:w16du="http://schemas.microsoft.com/office/word/2023/wordml/word16du" xmlns:w16sdtdh="http://schemas.microsoft.com/office/word/2020/wordml/sdtdatahash" xmlns:w16sdtfl="http://schemas.microsoft.com/office/word/2024/wordml/sdtformatlock" xmlns:w16se="http://schemas.microsoft.com/office/word/2015/wordml/symex" mc:Ignorable="w14 w15 w16se w16cid w16 w16cex w16sdtdh w16sdtfl w16du">
+<w:styles xmlns:mc="http://schemas.openxmlformats.org/markup-compatibility/2006" xmlns:r="http://schemas.openxmlformats.org/officeDocument/2006/relationships" xmlns:w="http://schemas.openxmlformats.org/wordprocessingml/2006/main" xmlns:w14="http://schemas.microsoft.com/office/word/2010/wordml" xmlns:w15="http://schemas.microsoft.com/office/word/2012/wordml" xmlns:w16cex="http://schemas.microsoft.com/office/word/2018/wordml/cex" xmlns:w16cid="http://schemas.microsoft.com/office/word/2016/wordml/cid" xmlns:w16="http://schemas.microsoft.com/office/word/2018/wordml" xmlns:w16sdtdh="http://schemas.microsoft.com/office/word/2020/wordml/sdtdatahash" xmlns:w16sdtfl="http://schemas.microsoft.com/office/word/2024/wordml/sdtformatlock" xmlns:w16se="http://schemas.microsoft.com/office/word/2015/wordml/symex" xmlns:w16du="http://schemas.microsoft.com/office/word/2023/wordml/word16du" mc:Ignorable="w14 w15 w16se w16cid w16 w16cex w16sdtdh w16sdtfl w16du">
   <w:docDefaults>
     <w:rPrDefault>
       <w:rPr>

--- a/src/content/bios/Bodenhausen-GHC 2023.docx
+++ b/src/content/bios/Bodenhausen-GHC 2023.docx
@@ -481,23 +481,11 @@
         <w:jc w:val="both"/>
       </w:pPr>
       <w:r>
-        <w:fldChar w:fldCharType="begin"/>
-      </w:r>
-      <w:r>
-        <w:instrText xml:space="preserve"> INCLUDEPICTURE "/Users/bobreinalda/Library/Group Containers/UBF8T346G9.ms/WebArchiveCopyPasteTempFiles/com.microsoft.Word/Delegates-discuss-legal-problems-at-AIPPI-congress-1958-142344491048.jpg" \* MERGEFORMATINET </w:instrText>
-      </w:r>
-      <w:r>
-        <w:fldChar w:fldCharType="separate"/>
-      </w:r>
-      <w:r>
-        <w:rPr>
-          <w:noProof/>
-        </w:rPr>
         <w:drawing>
-          <wp:inline distT="0" distB="0" distL="0" distR="0" wp14:anchorId="652DAF96" wp14:editId="39410FB3">
-            <wp:extent cx="1911350" cy="2656031"/>
-            <wp:effectExtent l="0" t="0" r="0" b="0"/>
-            <wp:docPr id="1" name="Afbeelding 1" descr="Georg Bodenhausen - Wikipedia"/>
+          <wp:inline distT="0" distB="0" distL="0" distR="0" wp14:anchorId="2CC2B41D" wp14:editId="6DB59516">
+            <wp:extent cx="2188430" cy="2880360"/>
+            <wp:effectExtent l="0" t="0" r="0" b="2540"/>
+            <wp:docPr id="169977219" name="Afbeelding 1"/>
             <wp:cNvGraphicFramePr>
               <a:graphicFrameLocks xmlns:a="http://schemas.openxmlformats.org/drawingml/2006/main" noChangeAspect="1"/>
             </wp:cNvGraphicFramePr>
@@ -505,48 +493,29 @@
               <a:graphicData uri="http://schemas.openxmlformats.org/drawingml/2006/picture">
                 <pic:pic xmlns:pic="http://schemas.openxmlformats.org/drawingml/2006/picture">
                   <pic:nvPicPr>
-                    <pic:cNvPr id="0" name="Picture 1" descr="Georg Bodenhausen - Wikipedia"/>
-                    <pic:cNvPicPr>
-                      <a:picLocks noChangeAspect="1" noChangeArrowheads="1"/>
-                    </pic:cNvPicPr>
+                    <pic:cNvPr id="169977219" name=""/>
+                    <pic:cNvPicPr/>
                   </pic:nvPicPr>
-                  <pic:blipFill rotWithShape="1">
-                    <a:blip r:embed="rId6">
-                      <a:extLst>
-                        <a:ext uri="{28A0092B-C50C-407E-A947-70E740481C1C}">
-                          <a14:useLocalDpi xmlns:a14="http://schemas.microsoft.com/office/drawing/2010/main" val="0"/>
-                        </a:ext>
-                      </a:extLst>
-                    </a:blip>
-                    <a:srcRect l="17647" t="20572" r="49376" b="30678"/>
-                    <a:stretch/>
+                  <pic:blipFill>
+                    <a:blip r:embed="rId6"/>
+                    <a:stretch>
+                      <a:fillRect/>
+                    </a:stretch>
                   </pic:blipFill>
-                  <pic:spPr bwMode="auto">
+                  <pic:spPr>
                     <a:xfrm>
                       <a:off x="0" y="0"/>
-                      <a:ext cx="2128366" cy="2957598"/>
+                      <a:ext cx="2220679" cy="2922806"/>
                     </a:xfrm>
                     <a:prstGeom prst="rect">
                       <a:avLst/>
                     </a:prstGeom>
-                    <a:noFill/>
-                    <a:ln>
-                      <a:noFill/>
-                    </a:ln>
-                    <a:extLst>
-                      <a:ext uri="{53640926-AAD7-44D8-BBD7-CCE9431645EC}">
-                        <a14:shadowObscured xmlns:a14="http://schemas.microsoft.com/office/drawing/2010/main"/>
-                      </a:ext>
-                    </a:extLst>
                   </pic:spPr>
                 </pic:pic>
               </a:graphicData>
             </a:graphic>
           </wp:inline>
         </w:drawing>
-      </w:r>
-      <w:r>
-        <w:fldChar w:fldCharType="end"/>
       </w:r>
     </w:p>
     <w:p>
@@ -899,7 +868,11 @@
         <w:t>y</w:t>
       </w:r>
       <w:r>
-        <w:t>. In 1929 he moved to The Hague, where he married in 1931 (</w:t>
+        <w:t xml:space="preserve">. In 1929 he moved to The Hague, where he </w:t>
+      </w:r>
+      <w:r>
+        <w:lastRenderedPageBreak/>
+        <w:t>married in 1931 (</w:t>
       </w:r>
       <w:r>
         <w:t>eventually</w:t>
@@ -923,11 +896,7 @@
         <w:t xml:space="preserve">In July 1946 </w:t>
       </w:r>
       <w:r>
-        <w:t xml:space="preserve">the </w:t>
-      </w:r>
-      <w:r>
-        <w:lastRenderedPageBreak/>
-        <w:t xml:space="preserve">University of Utrecht </w:t>
+        <w:t xml:space="preserve">the University of Utrecht </w:t>
       </w:r>
       <w:r>
         <w:t xml:space="preserve">appointed </w:t>
@@ -1772,6 +1741,7 @@
         <w:t xml:space="preserve">and complex </w:t>
       </w:r>
       <w:r>
+        <w:lastRenderedPageBreak/>
         <w:t xml:space="preserve">structure, </w:t>
       </w:r>
       <w:proofErr w:type="spellStart"/>
@@ -1792,11 +1762,7 @@
         <w:t xml:space="preserve"> (</w:t>
       </w:r>
       <w:r>
-        <w:t xml:space="preserve">with the revision </w:t>
-      </w:r>
-      <w:r>
-        <w:lastRenderedPageBreak/>
-        <w:t>of</w:t>
+        <w:t>with the revision of</w:t>
       </w:r>
       <w:r>
         <w:t xml:space="preserve"> the Berne Convention)</w:t>
@@ -2363,6 +2329,7 @@
         <w:jc w:val="both"/>
       </w:pPr>
       <w:r>
+        <w:lastRenderedPageBreak/>
         <w:t>The</w:t>
       </w:r>
       <w:r>
@@ -2390,11 +2357,7 @@
         <w:t>modernizing</w:t>
       </w:r>
       <w:r>
-        <w:t xml:space="preserve"> the existing </w:t>
-      </w:r>
-      <w:r>
-        <w:lastRenderedPageBreak/>
-        <w:t>unions and the creation of a new organization, whereas the minority</w:t>
+        <w:t xml:space="preserve"> the existing unions and the creation of a new organization, whereas the minority</w:t>
       </w:r>
       <w:r>
         <w:t>,</w:t>
@@ -2954,11 +2917,11 @@
         <w:t xml:space="preserve">Guide to the Application of the Paris Convention for the Protection of Industrial Property as Revised at Stockholm in 1967 </w:t>
       </w:r>
       <w:r>
-        <w:t xml:space="preserve">(1968). In 1969 he became the first Secretary-General of the International Union for the Protection of New Plant Varieties (UPOV). The Convention for the Protection of New Varieties of Plants was signed at Paris by eight states on 2 December 1961 and entered into force on 10 August 1968. The Office of UPOV functions under the high </w:t>
+        <w:t xml:space="preserve">(1968). In 1969 he became the first Secretary-General of the International Union for the Protection of New Plant Varieties (UPOV). The Convention </w:t>
       </w:r>
       <w:r>
         <w:lastRenderedPageBreak/>
-        <w:t xml:space="preserve">authority of the Swiss Confederation </w:t>
+        <w:t xml:space="preserve">for the Protection of New Varieties of Plants was signed at Paris by eight states on 2 December 1961 and entered into force on 10 August 1968. The Office of UPOV functions under the high authority of the Swiss Confederation </w:t>
       </w:r>
       <w:r>
         <w:t xml:space="preserve">(hence, according to the old format) </w:t>
@@ -4038,7 +4001,14 @@
         <w:rPr>
           <w:lang w:val="en-US"/>
         </w:rPr>
-        <w:t xml:space="preserve"> (WIPO), December 1973, 367; </w:t>
+        <w:t xml:space="preserve"> (WIPO), December </w:t>
+      </w:r>
+      <w:r>
+        <w:rPr>
+          <w:lang w:val="en-US"/>
+        </w:rPr>
+        <w:lastRenderedPageBreak/>
+        <w:t xml:space="preserve">1973, 367; </w:t>
       </w:r>
       <w:r>
         <w:rPr>
@@ -4136,14 +4106,7 @@
         <w:rPr>
           <w:lang w:val="en-US"/>
         </w:rPr>
-        <w:t xml:space="preserve"> </w:t>
-      </w:r>
-      <w:r>
-        <w:rPr>
-          <w:lang w:val="en-US"/>
-        </w:rPr>
-        <w:lastRenderedPageBreak/>
-        <w:t>(Geneva 1986) 59;</w:t>
+        <w:t xml:space="preserve"> (Geneva 1986) 59;</w:t>
       </w:r>
       <w:r>
         <w:rPr>
